--- a/doc/CS673_SPPP_team3.docx
+++ b/doc/CS673_SPPP_team3.docx
@@ -20,6 +20,7 @@
         <w:jc w:val="center"/>
         <w:rPr>
           <w:b w:val="1"/>
+          <w:bCs w:val="1"/>
           <w:sz w:val="24"/>
           <w:szCs w:val="24"/>
           <w:u w:val="single"/>
@@ -28,6 +29,7 @@
       <w:r>
         <w:rPr>
           <w:b w:val="1"/>
+          <w:bCs w:val="1"/>
           <w:sz w:val="24"/>
           <w:szCs w:val="24"/>
           <w:u w:val="single"/>
@@ -48,7 +50,7 @@
             <wp:extent cx="1133475" cy="847725"/>
             <wp:effectExtent b="0" l="0" r="0" t="0"/>
             <wp:wrapSquare wrapText="bothSides" distB="19050" distT="19050" distL="19050" distR="19050"/>
-            <wp:docPr id="4" name="image1.png"/>
+            <wp:docPr id="5" name="image1.png"/>
             <a:graphic>
               <a:graphicData uri="http://schemas.openxmlformats.org/drawingml/2006/picture">
                 <pic:pic>
@@ -95,6 +97,7 @@
         <w:jc w:val="center"/>
         <w:rPr>
           <w:b w:val="1"/>
+          <w:bCs w:val="1"/>
           <w:sz w:val="24"/>
           <w:szCs w:val="24"/>
           <w:u w:val="single"/>
@@ -103,6 +106,7 @@
       <w:r>
         <w:rPr>
           <w:b w:val="1"/>
+          <w:bCs w:val="1"/>
           <w:sz w:val="24"/>
           <w:szCs w:val="24"/>
           <w:u w:val="single"/>
@@ -128,6 +132,7 @@
         <w:jc w:val="center"/>
         <w:rPr>
           <w:b w:val="1"/>
+          <w:bCs w:val="1"/>
           <w:sz w:val="24"/>
           <w:szCs w:val="24"/>
           <w:u w:val="single"/>
@@ -136,6 +141,7 @@
       <w:r>
         <w:rPr>
           <w:b w:val="1"/>
+          <w:bCs w:val="1"/>
           <w:sz w:val="24"/>
           <w:szCs w:val="24"/>
           <w:u w:val="single"/>
@@ -160,6 +166,7 @@
         <w:shd w:fill="auto" w:val="clear"/>
         <w:rPr>
           <w:b w:val="1"/>
+          <w:bCs w:val="1"/>
           <w:sz w:val="24"/>
           <w:szCs w:val="24"/>
           <w:u w:val="single"/>
@@ -187,6 +194,7 @@
         <w:shd w:fill="auto" w:val="clear"/>
         <w:rPr>
           <w:b w:val="1"/>
+          <w:bCs w:val="1"/>
           <w:sz w:val="24"/>
           <w:szCs w:val="24"/>
           <w:u w:val="single"/>
@@ -522,6 +530,7 @@
               <w:ind w:left="0" w:firstLine="0"/>
               <w:rPr>
                 <w:i w:val="1"/>
+                <w:iCs w:val="1"/>
                 <w:sz w:val="24"/>
                 <w:szCs w:val="24"/>
                 <w:u w:val="single"/>
@@ -530,6 +539,7 @@
             <w:r>
               <w:rPr>
                 <w:i w:val="1"/>
+                <w:iCs w:val="1"/>
                 <w:sz w:val="24"/>
                 <w:szCs w:val="24"/>
                 <w:u w:val="single"/>
@@ -697,6 +707,7 @@
               <w:ind w:left="0" w:firstLine="0"/>
               <w:rPr>
                 <w:i w:val="1"/>
+                <w:iCs w:val="1"/>
                 <w:sz w:val="24"/>
                 <w:szCs w:val="24"/>
                 <w:u w:val="single"/>
@@ -705,6 +716,7 @@
             <w:r>
               <w:rPr>
                 <w:i w:val="1"/>
+                <w:iCs w:val="1"/>
                 <w:sz w:val="24"/>
                 <w:szCs w:val="24"/>
                 <w:u w:val="single"/>
@@ -861,6 +873,7 @@
               <w:ind w:left="0" w:firstLine="0"/>
               <w:rPr>
                 <w:i w:val="1"/>
+                <w:iCs w:val="1"/>
                 <w:sz w:val="24"/>
                 <w:szCs w:val="24"/>
                 <w:u w:val="single"/>
@@ -869,6 +882,7 @@
             <w:r>
               <w:rPr>
                 <w:i w:val="1"/>
+                <w:iCs w:val="1"/>
                 <w:sz w:val="24"/>
                 <w:szCs w:val="24"/>
                 <w:u w:val="single"/>
@@ -1025,6 +1039,7 @@
               <w:ind w:left="0" w:firstLine="0"/>
               <w:rPr>
                 <w:i w:val="1"/>
+                <w:iCs w:val="1"/>
                 <w:sz w:val="24"/>
                 <w:szCs w:val="24"/>
                 <w:u w:val="single"/>
@@ -1033,6 +1048,7 @@
             <w:r>
               <w:rPr>
                 <w:i w:val="1"/>
+                <w:iCs w:val="1"/>
                 <w:sz w:val="24"/>
                 <w:szCs w:val="24"/>
                 <w:u w:val="single"/>
@@ -1200,6 +1216,7 @@
               <w:ind w:left="0" w:firstLine="0"/>
               <w:rPr>
                 <w:i w:val="1"/>
+                <w:iCs w:val="1"/>
                 <w:sz w:val="24"/>
                 <w:szCs w:val="24"/>
                 <w:u w:val="single"/>
@@ -1208,6 +1225,7 @@
             <w:r>
               <w:rPr>
                 <w:i w:val="1"/>
+                <w:iCs w:val="1"/>
                 <w:sz w:val="24"/>
                 <w:szCs w:val="24"/>
                 <w:u w:val="single"/>
@@ -1336,7 +1354,9 @@
               <w:rPr>
                 <w:rFonts w:ascii="Arial" w:cs="Arial" w:eastAsia="Arial" w:hAnsi="Arial"/>
                 <w:b w:val="0"/>
+                <w:bCs w:val="0"/>
                 <w:i w:val="0"/>
+                <w:iCs w:val="0"/>
                 <w:smallCaps w:val="0"/>
                 <w:strike w:val="0"/>
                 <w:color w:val="000000"/>
@@ -1391,7 +1411,9 @@
               <w:rPr>
                 <w:rFonts w:ascii="Arial" w:cs="Arial" w:eastAsia="Arial" w:hAnsi="Arial"/>
                 <w:b w:val="0"/>
+                <w:bCs w:val="0"/>
                 <w:i w:val="1"/>
+                <w:iCs w:val="1"/>
                 <w:smallCaps w:val="0"/>
                 <w:strike w:val="0"/>
                 <w:color w:val="000000"/>
@@ -1405,6 +1427,7 @@
             <w:r>
               <w:rPr>
                 <w:i w:val="1"/>
+                <w:iCs w:val="1"/>
                 <w:sz w:val="24"/>
                 <w:szCs w:val="24"/>
                 <w:u w:val="single"/>
@@ -1449,7 +1472,9 @@
               <w:rPr>
                 <w:rFonts w:ascii="Arial" w:cs="Arial" w:eastAsia="Arial" w:hAnsi="Arial"/>
                 <w:b w:val="0"/>
+                <w:bCs w:val="0"/>
                 <w:i w:val="0"/>
+                <w:iCs w:val="0"/>
                 <w:smallCaps w:val="0"/>
                 <w:strike w:val="0"/>
                 <w:color w:val="000000"/>
@@ -1549,7 +1574,9 @@
               <w:rPr>
                 <w:rFonts w:ascii="Arial" w:cs="Arial" w:eastAsia="Arial" w:hAnsi="Arial"/>
                 <w:b w:val="0"/>
+                <w:bCs w:val="0"/>
                 <w:i w:val="0"/>
+                <w:iCs w:val="0"/>
                 <w:smallCaps w:val="0"/>
                 <w:strike w:val="0"/>
                 <w:color w:val="000000"/>
@@ -1596,7 +1623,9 @@
               <w:rPr>
                 <w:rFonts w:ascii="Arial" w:cs="Arial" w:eastAsia="Arial" w:hAnsi="Arial"/>
                 <w:b w:val="0"/>
+                <w:bCs w:val="0"/>
                 <w:i w:val="1"/>
+                <w:iCs w:val="1"/>
                 <w:smallCaps w:val="0"/>
                 <w:strike w:val="0"/>
                 <w:color w:val="000000"/>
@@ -1644,7 +1673,9 @@
               <w:rPr>
                 <w:rFonts w:ascii="Arial" w:cs="Arial" w:eastAsia="Arial" w:hAnsi="Arial"/>
                 <w:b w:val="0"/>
+                <w:bCs w:val="0"/>
                 <w:i w:val="0"/>
+                <w:iCs w:val="0"/>
                 <w:smallCaps w:val="0"/>
                 <w:strike w:val="0"/>
                 <w:color w:val="000000"/>
@@ -1735,7 +1766,9 @@
               <w:rPr>
                 <w:rFonts w:ascii="Arial" w:cs="Arial" w:eastAsia="Arial" w:hAnsi="Arial"/>
                 <w:b w:val="0"/>
+                <w:bCs w:val="0"/>
                 <w:i w:val="0"/>
+                <w:iCs w:val="0"/>
                 <w:smallCaps w:val="0"/>
                 <w:strike w:val="0"/>
                 <w:color w:val="000000"/>
@@ -1782,7 +1815,9 @@
               <w:rPr>
                 <w:rFonts w:ascii="Arial" w:cs="Arial" w:eastAsia="Arial" w:hAnsi="Arial"/>
                 <w:b w:val="0"/>
+                <w:bCs w:val="0"/>
                 <w:i w:val="1"/>
+                <w:iCs w:val="1"/>
                 <w:smallCaps w:val="0"/>
                 <w:strike w:val="0"/>
                 <w:color w:val="000000"/>
@@ -1830,6 +1865,7 @@
               <w:rPr>
                 <w:rFonts w:ascii="Arial" w:cs="Arial" w:eastAsia="Arial" w:hAnsi="Arial"/>
                 <w:i w:val="0"/>
+                <w:iCs w:val="0"/>
                 <w:smallCaps w:val="0"/>
                 <w:strike w:val="0"/>
                 <w:color w:val="000000"/>
@@ -1883,7 +1919,9 @@
               <w:rPr>
                 <w:rFonts w:ascii="Arial" w:cs="Arial" w:eastAsia="Arial" w:hAnsi="Arial"/>
                 <w:b w:val="0"/>
+                <w:bCs w:val="0"/>
                 <w:i w:val="0"/>
+                <w:iCs w:val="0"/>
                 <w:smallCaps w:val="0"/>
                 <w:strike w:val="0"/>
                 <w:color w:val="000000"/>
@@ -1931,7 +1969,9 @@
               <w:rPr>
                 <w:rFonts w:ascii="Arial" w:cs="Arial" w:eastAsia="Arial" w:hAnsi="Arial"/>
                 <w:b w:val="0"/>
+                <w:bCs w:val="0"/>
                 <w:i w:val="0"/>
+                <w:iCs w:val="0"/>
                 <w:smallCaps w:val="0"/>
                 <w:strike w:val="0"/>
                 <w:color w:val="000000"/>
@@ -1979,7 +2019,9 @@
               <w:rPr>
                 <w:rFonts w:ascii="Arial" w:cs="Arial" w:eastAsia="Arial" w:hAnsi="Arial"/>
                 <w:b w:val="0"/>
+                <w:bCs w:val="0"/>
                 <w:i w:val="1"/>
+                <w:iCs w:val="1"/>
                 <w:smallCaps w:val="0"/>
                 <w:strike w:val="0"/>
                 <w:color w:val="000000"/>
@@ -2027,7 +2069,9 @@
               <w:rPr>
                 <w:rFonts w:ascii="Arial" w:cs="Arial" w:eastAsia="Arial" w:hAnsi="Arial"/>
                 <w:b w:val="0"/>
+                <w:bCs w:val="0"/>
                 <w:i w:val="0"/>
+                <w:iCs w:val="0"/>
                 <w:smallCaps w:val="0"/>
                 <w:strike w:val="0"/>
                 <w:color w:val="000000"/>
@@ -2089,6 +2133,7 @@
         <w:shd w:fill="auto" w:val="clear"/>
         <w:rPr>
           <w:b w:val="1"/>
+          <w:bCs w:val="1"/>
           <w:sz w:val="24"/>
           <w:szCs w:val="24"/>
           <w:u w:val="single"/>
@@ -2097,6 +2142,7 @@
       <w:r>
         <w:rPr>
           <w:b w:val="1"/>
+          <w:bCs w:val="1"/>
           <w:sz w:val="24"/>
           <w:szCs w:val="24"/>
           <w:u w:val="single"/>
@@ -2168,6 +2214,7 @@
               <w:ind w:left="0" w:firstLine="0"/>
               <w:rPr>
                 <w:b w:val="1"/>
+                <w:bCs w:val="1"/>
                 <w:sz w:val="24"/>
                 <w:szCs w:val="24"/>
                 <w:u w:val="single"/>
@@ -2176,6 +2223,7 @@
             <w:r>
               <w:rPr>
                 <w:b w:val="1"/>
+                <w:bCs w:val="1"/>
                 <w:sz w:val="24"/>
                 <w:szCs w:val="24"/>
                 <w:u w:val="single"/>
@@ -2213,6 +2261,7 @@
               <w:ind w:left="0" w:firstLine="0"/>
               <w:rPr>
                 <w:b w:val="1"/>
+                <w:bCs w:val="1"/>
                 <w:sz w:val="24"/>
                 <w:szCs w:val="24"/>
                 <w:u w:val="single"/>
@@ -2221,6 +2270,7 @@
             <w:r>
               <w:rPr>
                 <w:b w:val="1"/>
+                <w:bCs w:val="1"/>
                 <w:sz w:val="24"/>
                 <w:szCs w:val="24"/>
                 <w:u w:val="single"/>
@@ -2258,6 +2308,7 @@
               <w:ind w:left="0" w:firstLine="0"/>
               <w:rPr>
                 <w:b w:val="1"/>
+                <w:bCs w:val="1"/>
                 <w:sz w:val="24"/>
                 <w:szCs w:val="24"/>
                 <w:u w:val="single"/>
@@ -2266,6 +2317,7 @@
             <w:r>
               <w:rPr>
                 <w:b w:val="1"/>
+                <w:bCs w:val="1"/>
                 <w:sz w:val="24"/>
                 <w:szCs w:val="24"/>
                 <w:u w:val="single"/>
@@ -2303,6 +2355,7 @@
               <w:ind w:left="0" w:firstLine="0"/>
               <w:rPr>
                 <w:b w:val="1"/>
+                <w:bCs w:val="1"/>
                 <w:sz w:val="24"/>
                 <w:szCs w:val="24"/>
                 <w:u w:val="single"/>
@@ -2311,6 +2364,7 @@
             <w:r>
               <w:rPr>
                 <w:b w:val="1"/>
+                <w:bCs w:val="1"/>
                 <w:sz w:val="24"/>
                 <w:szCs w:val="24"/>
                 <w:u w:val="single"/>
@@ -2354,6 +2408,7 @@
               <w:ind w:left="0" w:firstLine="0"/>
               <w:rPr>
                 <w:b w:val="1"/>
+                <w:bCs w:val="1"/>
                 <w:sz w:val="24"/>
                 <w:szCs w:val="24"/>
                 <w:u w:val="single"/>
@@ -2362,6 +2417,7 @@
             <w:r>
               <w:rPr>
                 <w:b w:val="1"/>
+                <w:bCs w:val="1"/>
                 <w:sz w:val="24"/>
                 <w:szCs w:val="24"/>
                 <w:u w:val="single"/>
@@ -2399,6 +2455,7 @@
               <w:ind w:left="0" w:firstLine="0"/>
               <w:rPr>
                 <w:b w:val="1"/>
+                <w:bCs w:val="1"/>
                 <w:sz w:val="24"/>
                 <w:szCs w:val="24"/>
               </w:rPr>
@@ -2406,6 +2463,7 @@
             <w:r>
               <w:rPr>
                 <w:b w:val="1"/>
+                <w:bCs w:val="1"/>
                 <w:sz w:val="24"/>
                 <w:szCs w:val="24"/>
                 <w:rtl w:val="0"/>
@@ -2442,6 +2500,7 @@
               <w:ind w:left="0" w:firstLine="0"/>
               <w:rPr>
                 <w:b w:val="1"/>
+                <w:bCs w:val="1"/>
                 <w:sz w:val="24"/>
                 <w:szCs w:val="24"/>
                 <w:u w:val="single"/>
@@ -2450,6 +2509,7 @@
             <w:r>
               <w:rPr>
                 <w:b w:val="1"/>
+                <w:bCs w:val="1"/>
                 <w:sz w:val="24"/>
                 <w:szCs w:val="24"/>
                 <w:u w:val="single"/>
@@ -2487,6 +2547,7 @@
               <w:ind w:left="0" w:firstLine="0"/>
               <w:rPr>
                 <w:b w:val="1"/>
+                <w:bCs w:val="1"/>
                 <w:sz w:val="24"/>
                 <w:szCs w:val="24"/>
                 <w:u w:val="single"/>
@@ -2495,6 +2556,7 @@
             <w:r>
               <w:rPr>
                 <w:b w:val="1"/>
+                <w:bCs w:val="1"/>
                 <w:sz w:val="24"/>
                 <w:szCs w:val="24"/>
                 <w:u w:val="single"/>
@@ -2538,6 +2600,7 @@
               <w:ind w:left="0" w:firstLine="0"/>
               <w:rPr>
                 <w:b w:val="1"/>
+                <w:bCs w:val="1"/>
                 <w:sz w:val="24"/>
                 <w:szCs w:val="24"/>
                 <w:u w:val="single"/>
@@ -2546,6 +2609,7 @@
             <w:r>
               <w:rPr>
                 <w:b w:val="1"/>
+                <w:bCs w:val="1"/>
                 <w:sz w:val="24"/>
                 <w:szCs w:val="24"/>
                 <w:u w:val="single"/>
@@ -2583,6 +2647,7 @@
               <w:ind w:left="0" w:firstLine="0"/>
               <w:rPr>
                 <w:b w:val="1"/>
+                <w:bCs w:val="1"/>
                 <w:sz w:val="24"/>
                 <w:szCs w:val="24"/>
                 <w:u w:val="single"/>
@@ -2591,6 +2656,7 @@
             <w:r>
               <w:rPr>
                 <w:b w:val="1"/>
+                <w:bCs w:val="1"/>
                 <w:sz w:val="24"/>
                 <w:szCs w:val="24"/>
                 <w:u w:val="single"/>
@@ -2628,6 +2694,7 @@
               <w:ind w:left="0" w:firstLine="0"/>
               <w:rPr>
                 <w:b w:val="1"/>
+                <w:bCs w:val="1"/>
                 <w:sz w:val="24"/>
                 <w:szCs w:val="24"/>
                 <w:u w:val="single"/>
@@ -2636,6 +2703,7 @@
             <w:r>
               <w:rPr>
                 <w:b w:val="1"/>
+                <w:bCs w:val="1"/>
                 <w:sz w:val="24"/>
                 <w:szCs w:val="24"/>
                 <w:u w:val="single"/>
@@ -2673,6 +2741,7 @@
               <w:ind w:left="0" w:firstLine="0"/>
               <w:rPr>
                 <w:b w:val="1"/>
+                <w:bCs w:val="1"/>
                 <w:sz w:val="24"/>
                 <w:szCs w:val="24"/>
                 <w:u w:val="single"/>
@@ -2681,6 +2750,7 @@
             <w:r>
               <w:rPr>
                 <w:b w:val="1"/>
+                <w:bCs w:val="1"/>
                 <w:sz w:val="24"/>
                 <w:szCs w:val="24"/>
                 <w:u w:val="single"/>
@@ -2726,7 +2796,9 @@
               <w:rPr>
                 <w:rFonts w:ascii="Arial" w:cs="Arial" w:eastAsia="Arial" w:hAnsi="Arial"/>
                 <w:b w:val="1"/>
+                <w:bCs w:val="1"/>
                 <w:i w:val="0"/>
+                <w:iCs w:val="0"/>
                 <w:smallCaps w:val="0"/>
                 <w:strike w:val="0"/>
                 <w:color w:val="000000"/>
@@ -2740,6 +2812,7 @@
             <w:r>
               <w:rPr>
                 <w:b w:val="1"/>
+                <w:bCs w:val="1"/>
                 <w:sz w:val="24"/>
                 <w:szCs w:val="24"/>
                 <w:u w:val="single"/>
@@ -2784,7 +2857,9 @@
               <w:rPr>
                 <w:rFonts w:ascii="Arial" w:cs="Arial" w:eastAsia="Arial" w:hAnsi="Arial"/>
                 <w:b w:val="1"/>
+                <w:bCs w:val="1"/>
                 <w:i w:val="0"/>
+                <w:iCs w:val="0"/>
                 <w:smallCaps w:val="0"/>
                 <w:strike w:val="0"/>
                 <w:color w:val="000000"/>
@@ -2798,6 +2873,7 @@
             <w:r>
               <w:rPr>
                 <w:b w:val="1"/>
+                <w:bCs w:val="1"/>
                 <w:sz w:val="24"/>
                 <w:szCs w:val="24"/>
                 <w:u w:val="single"/>
@@ -2842,7 +2918,9 @@
               <w:rPr>
                 <w:rFonts w:ascii="Arial" w:cs="Arial" w:eastAsia="Arial" w:hAnsi="Arial"/>
                 <w:b w:val="1"/>
+                <w:bCs w:val="1"/>
                 <w:i w:val="0"/>
+                <w:iCs w:val="0"/>
                 <w:smallCaps w:val="0"/>
                 <w:strike w:val="0"/>
                 <w:color w:val="000000"/>
@@ -2856,6 +2934,7 @@
             <w:r>
               <w:rPr>
                 <w:b w:val="1"/>
+                <w:bCs w:val="1"/>
                 <w:sz w:val="24"/>
                 <w:szCs w:val="24"/>
                 <w:u w:val="single"/>
@@ -2900,7 +2979,9 @@
               <w:rPr>
                 <w:rFonts w:ascii="Arial" w:cs="Arial" w:eastAsia="Arial" w:hAnsi="Arial"/>
                 <w:b w:val="1"/>
+                <w:bCs w:val="1"/>
                 <w:i w:val="0"/>
+                <w:iCs w:val="0"/>
                 <w:smallCaps w:val="0"/>
                 <w:strike w:val="0"/>
                 <w:color w:val="000000"/>
@@ -2914,6 +2995,7 @@
             <w:r>
               <w:rPr>
                 <w:b w:val="1"/>
+                <w:bCs w:val="1"/>
                 <w:sz w:val="24"/>
                 <w:szCs w:val="24"/>
                 <w:u w:val="single"/>
@@ -2964,7 +3046,9 @@
               <w:rPr>
                 <w:rFonts w:ascii="Arial" w:cs="Arial" w:eastAsia="Arial" w:hAnsi="Arial"/>
                 <w:b w:val="1"/>
+                <w:bCs w:val="1"/>
                 <w:i w:val="0"/>
+                <w:iCs w:val="0"/>
                 <w:smallCaps w:val="0"/>
                 <w:strike w:val="0"/>
                 <w:color w:val="000000"/>
@@ -2978,6 +3062,7 @@
             <w:r>
               <w:rPr>
                 <w:b w:val="1"/>
+                <w:bCs w:val="1"/>
                 <w:sz w:val="24"/>
                 <w:szCs w:val="24"/>
                 <w:u w:val="single"/>
@@ -3022,7 +3107,9 @@
               <w:rPr>
                 <w:rFonts w:ascii="Arial" w:cs="Arial" w:eastAsia="Arial" w:hAnsi="Arial"/>
                 <w:b w:val="1"/>
+                <w:bCs w:val="1"/>
                 <w:i w:val="0"/>
+                <w:iCs w:val="0"/>
                 <w:smallCaps w:val="0"/>
                 <w:strike w:val="0"/>
                 <w:color w:val="000000"/>
@@ -3036,6 +3123,7 @@
             <w:r>
               <w:rPr>
                 <w:b w:val="1"/>
+                <w:bCs w:val="1"/>
                 <w:sz w:val="24"/>
                 <w:szCs w:val="24"/>
                 <w:u w:val="single"/>
@@ -3080,7 +3168,9 @@
               <w:rPr>
                 <w:rFonts w:ascii="Arial" w:cs="Arial" w:eastAsia="Arial" w:hAnsi="Arial"/>
                 <w:b w:val="1"/>
+                <w:bCs w:val="1"/>
                 <w:i w:val="0"/>
+                <w:iCs w:val="0"/>
                 <w:smallCaps w:val="0"/>
                 <w:strike w:val="0"/>
                 <w:color w:val="000000"/>
@@ -3094,6 +3184,7 @@
             <w:r>
               <w:rPr>
                 <w:b w:val="1"/>
+                <w:bCs w:val="1"/>
                 <w:sz w:val="24"/>
                 <w:szCs w:val="24"/>
                 <w:u w:val="single"/>
@@ -3138,7 +3229,9 @@
               <w:rPr>
                 <w:rFonts w:ascii="Arial" w:cs="Arial" w:eastAsia="Arial" w:hAnsi="Arial"/>
                 <w:b w:val="1"/>
+                <w:bCs w:val="1"/>
                 <w:i w:val="0"/>
+                <w:iCs w:val="0"/>
                 <w:smallCaps w:val="0"/>
                 <w:strike w:val="0"/>
                 <w:color w:val="000000"/>
@@ -3152,6 +3245,7 @@
             <w:r>
               <w:rPr>
                 <w:b w:val="1"/>
+                <w:bCs w:val="1"/>
                 <w:sz w:val="24"/>
                 <w:szCs w:val="24"/>
                 <w:u w:val="single"/>
@@ -3201,6 +3295,7 @@
               <w:jc w:val="left"/>
               <w:rPr>
                 <w:b w:val="1"/>
+                <w:bCs w:val="1"/>
                 <w:sz w:val="24"/>
                 <w:szCs w:val="24"/>
                 <w:u w:val="single"/>
@@ -3209,6 +3304,7 @@
             <w:r>
               <w:rPr>
                 <w:b w:val="1"/>
+                <w:bCs w:val="1"/>
                 <w:sz w:val="24"/>
                 <w:szCs w:val="24"/>
                 <w:u w:val="single"/>
@@ -3247,6 +3343,7 @@
               <w:jc w:val="left"/>
               <w:rPr>
                 <w:b w:val="1"/>
+                <w:bCs w:val="1"/>
                 <w:sz w:val="24"/>
                 <w:szCs w:val="24"/>
                 <w:u w:val="single"/>
@@ -3255,6 +3352,7 @@
             <w:r>
               <w:rPr>
                 <w:b w:val="1"/>
+                <w:bCs w:val="1"/>
                 <w:sz w:val="24"/>
                 <w:szCs w:val="24"/>
                 <w:u w:val="single"/>
@@ -3293,6 +3391,7 @@
               <w:jc w:val="left"/>
               <w:rPr>
                 <w:b w:val="1"/>
+                <w:bCs w:val="1"/>
                 <w:sz w:val="24"/>
                 <w:szCs w:val="24"/>
                 <w:u w:val="single"/>
@@ -3301,6 +3400,7 @@
             <w:r>
               <w:rPr>
                 <w:b w:val="1"/>
+                <w:bCs w:val="1"/>
                 <w:sz w:val="24"/>
                 <w:szCs w:val="24"/>
                 <w:u w:val="single"/>
@@ -3339,6 +3439,7 @@
               <w:jc w:val="left"/>
               <w:rPr>
                 <w:b w:val="1"/>
+                <w:bCs w:val="1"/>
                 <w:sz w:val="24"/>
                 <w:szCs w:val="24"/>
                 <w:u w:val="single"/>
@@ -3347,6 +3448,7 @@
             <w:r>
               <w:rPr>
                 <w:b w:val="1"/>
+                <w:bCs w:val="1"/>
                 <w:sz w:val="24"/>
                 <w:szCs w:val="24"/>
                 <w:u w:val="single"/>
@@ -3391,6 +3493,7 @@
               <w:jc w:val="left"/>
               <w:rPr>
                 <w:b w:val="1"/>
+                <w:bCs w:val="1"/>
                 <w:sz w:val="24"/>
                 <w:szCs w:val="24"/>
                 <w:u w:val="single"/>
@@ -3399,6 +3502,7 @@
             <w:r>
               <w:rPr>
                 <w:b w:val="1"/>
+                <w:bCs w:val="1"/>
                 <w:sz w:val="24"/>
                 <w:szCs w:val="24"/>
                 <w:u w:val="single"/>
@@ -3437,6 +3541,7 @@
               <w:jc w:val="left"/>
               <w:rPr>
                 <w:b w:val="1"/>
+                <w:bCs w:val="1"/>
                 <w:sz w:val="24"/>
                 <w:szCs w:val="24"/>
                 <w:u w:val="single"/>
@@ -3445,6 +3550,7 @@
             <w:r>
               <w:rPr>
                 <w:b w:val="1"/>
+                <w:bCs w:val="1"/>
                 <w:sz w:val="24"/>
                 <w:szCs w:val="24"/>
                 <w:u w:val="single"/>
@@ -3483,6 +3589,7 @@
               <w:jc w:val="left"/>
               <w:rPr>
                 <w:b w:val="1"/>
+                <w:bCs w:val="1"/>
                 <w:sz w:val="24"/>
                 <w:szCs w:val="24"/>
                 <w:u w:val="single"/>
@@ -3491,6 +3598,7 @@
             <w:r>
               <w:rPr>
                 <w:b w:val="1"/>
+                <w:bCs w:val="1"/>
                 <w:sz w:val="24"/>
                 <w:szCs w:val="24"/>
                 <w:u w:val="single"/>
@@ -3529,6 +3637,7 @@
               <w:jc w:val="left"/>
               <w:rPr>
                 <w:b w:val="1"/>
+                <w:bCs w:val="1"/>
                 <w:sz w:val="24"/>
                 <w:szCs w:val="24"/>
                 <w:u w:val="single"/>
@@ -3537,12 +3646,409 @@
             <w:r>
               <w:rPr>
                 <w:b w:val="1"/>
+                <w:bCs w:val="1"/>
                 <w:sz w:val="24"/>
                 <w:szCs w:val="24"/>
                 <w:u w:val="single"/>
                 <w:rtl w:val="0"/>
               </w:rPr>
               <w:t xml:space="preserve">Part 5</w:t>
+            </w:r>
+          </w:p>
+        </w:tc>
+      </w:tr>
+      <w:tr>
+        <w:trPr>
+          <w:cantSplit w:val="0"/>
+          <w:tblHeader w:val="0"/>
+        </w:trPr>
+        <w:tc>
+          <w:tcPr>
+            <w:shd w:fill="auto" w:val="clear"/>
+            <w:tcMar>
+              <w:top w:w="100.0" w:type="dxa"/>
+              <w:left w:w="100.0" w:type="dxa"/>
+              <w:bottom w:w="100.0" w:type="dxa"/>
+              <w:right w:w="100.0" w:type="dxa"/>
+            </w:tcMar>
+            <w:vAlign w:val="top"/>
+          </w:tcPr>
+          <w:p>
+            <w:pPr>
+              <w:keepNext w:val="0"/>
+              <w:keepLines w:val="0"/>
+              <w:widowControl w:val="0"/>
+              <w:pBdr>
+                <w:top w:space="0" w:sz="0" w:val="nil"/>
+                <w:left w:space="0" w:sz="0" w:val="nil"/>
+                <w:bottom w:space="0" w:sz="0" w:val="nil"/>
+                <w:right w:space="0" w:sz="0" w:val="nil"/>
+                <w:between w:space="0" w:sz="0" w:val="nil"/>
+              </w:pBdr>
+              <w:shd w:fill="auto" w:val="clear"/>
+              <w:spacing w:after="0" w:before="0" w:line="240" w:lineRule="auto"/>
+              <w:ind w:left="0" w:right="0" w:firstLine="0"/>
+              <w:jc w:val="left"/>
+              <w:rPr>
+                <w:b w:val="1"/>
+                <w:bCs w:val="1"/>
+                <w:sz w:val="24"/>
+                <w:szCs w:val="24"/>
+                <w:u w:val="single"/>
+              </w:rPr>
+            </w:pPr>
+            <w:r>
+              <w:rPr>
+                <w:b w:val="1"/>
+                <w:bCs w:val="1"/>
+                <w:sz w:val="24"/>
+                <w:szCs w:val="24"/>
+                <w:u w:val="single"/>
+                <w:rtl w:val="0"/>
+              </w:rPr>
+              <w:t xml:space="preserve">1.0</w:t>
+            </w:r>
+          </w:p>
+        </w:tc>
+        <w:tc>
+          <w:tcPr>
+            <w:shd w:fill="auto" w:val="clear"/>
+            <w:tcMar>
+              <w:top w:w="100.0" w:type="dxa"/>
+              <w:left w:w="100.0" w:type="dxa"/>
+              <w:bottom w:w="100.0" w:type="dxa"/>
+              <w:right w:w="100.0" w:type="dxa"/>
+            </w:tcMar>
+            <w:vAlign w:val="top"/>
+          </w:tcPr>
+          <w:p>
+            <w:pPr>
+              <w:keepNext w:val="0"/>
+              <w:keepLines w:val="0"/>
+              <w:widowControl w:val="0"/>
+              <w:pBdr>
+                <w:top w:space="0" w:sz="0" w:val="nil"/>
+                <w:left w:space="0" w:sz="0" w:val="nil"/>
+                <w:bottom w:space="0" w:sz="0" w:val="nil"/>
+                <w:right w:space="0" w:sz="0" w:val="nil"/>
+                <w:between w:space="0" w:sz="0" w:val="nil"/>
+              </w:pBdr>
+              <w:shd w:fill="auto" w:val="clear"/>
+              <w:spacing w:after="0" w:before="0" w:line="240" w:lineRule="auto"/>
+              <w:ind w:left="0" w:right="0" w:firstLine="0"/>
+              <w:jc w:val="left"/>
+              <w:rPr>
+                <w:b w:val="1"/>
+                <w:bCs w:val="1"/>
+                <w:sz w:val="24"/>
+                <w:szCs w:val="24"/>
+                <w:u w:val="single"/>
+              </w:rPr>
+            </w:pPr>
+            <w:r>
+              <w:rPr>
+                <w:b w:val="1"/>
+                <w:bCs w:val="1"/>
+                <w:sz w:val="24"/>
+                <w:szCs w:val="24"/>
+                <w:u w:val="single"/>
+                <w:rtl w:val="0"/>
+              </w:rPr>
+              <w:t xml:space="preserve">Melissa Cron</w:t>
+            </w:r>
+          </w:p>
+        </w:tc>
+        <w:tc>
+          <w:tcPr>
+            <w:shd w:fill="auto" w:val="clear"/>
+            <w:tcMar>
+              <w:top w:w="100.0" w:type="dxa"/>
+              <w:left w:w="100.0" w:type="dxa"/>
+              <w:bottom w:w="100.0" w:type="dxa"/>
+              <w:right w:w="100.0" w:type="dxa"/>
+            </w:tcMar>
+            <w:vAlign w:val="top"/>
+          </w:tcPr>
+          <w:p>
+            <w:pPr>
+              <w:keepNext w:val="0"/>
+              <w:keepLines w:val="0"/>
+              <w:widowControl w:val="0"/>
+              <w:pBdr>
+                <w:top w:space="0" w:sz="0" w:val="nil"/>
+                <w:left w:space="0" w:sz="0" w:val="nil"/>
+                <w:bottom w:space="0" w:sz="0" w:val="nil"/>
+                <w:right w:space="0" w:sz="0" w:val="nil"/>
+                <w:between w:space="0" w:sz="0" w:val="nil"/>
+              </w:pBdr>
+              <w:shd w:fill="auto" w:val="clear"/>
+              <w:spacing w:after="0" w:before="0" w:line="240" w:lineRule="auto"/>
+              <w:ind w:left="0" w:right="0" w:firstLine="0"/>
+              <w:jc w:val="left"/>
+              <w:rPr>
+                <w:b w:val="1"/>
+                <w:bCs w:val="1"/>
+                <w:sz w:val="24"/>
+                <w:szCs w:val="24"/>
+                <w:u w:val="single"/>
+              </w:rPr>
+            </w:pPr>
+            <w:r>
+              <w:rPr>
+                <w:b w:val="1"/>
+                <w:bCs w:val="1"/>
+                <w:sz w:val="24"/>
+                <w:szCs w:val="24"/>
+                <w:u w:val="single"/>
+                <w:rtl w:val="0"/>
+              </w:rPr>
+              <w:t xml:space="preserve">12/4</w:t>
+            </w:r>
+          </w:p>
+        </w:tc>
+        <w:tc>
+          <w:tcPr>
+            <w:shd w:fill="auto" w:val="clear"/>
+            <w:tcMar>
+              <w:top w:w="100.0" w:type="dxa"/>
+              <w:left w:w="100.0" w:type="dxa"/>
+              <w:bottom w:w="100.0" w:type="dxa"/>
+              <w:right w:w="100.0" w:type="dxa"/>
+            </w:tcMar>
+            <w:vAlign w:val="top"/>
+          </w:tcPr>
+          <w:p>
+            <w:pPr>
+              <w:keepNext w:val="0"/>
+              <w:keepLines w:val="0"/>
+              <w:widowControl w:val="0"/>
+              <w:pBdr>
+                <w:top w:space="0" w:sz="0" w:val="nil"/>
+                <w:left w:space="0" w:sz="0" w:val="nil"/>
+                <w:bottom w:space="0" w:sz="0" w:val="nil"/>
+                <w:right w:space="0" w:sz="0" w:val="nil"/>
+                <w:between w:space="0" w:sz="0" w:val="nil"/>
+              </w:pBdr>
+              <w:shd w:fill="auto" w:val="clear"/>
+              <w:spacing w:after="0" w:before="0" w:line="240" w:lineRule="auto"/>
+              <w:ind w:left="0" w:right="0" w:firstLine="0"/>
+              <w:jc w:val="left"/>
+              <w:rPr>
+                <w:b w:val="1"/>
+                <w:bCs w:val="1"/>
+                <w:sz w:val="24"/>
+                <w:szCs w:val="24"/>
+                <w:u w:val="single"/>
+              </w:rPr>
+            </w:pPr>
+            <w:r>
+              <w:rPr>
+                <w:b w:val="1"/>
+                <w:bCs w:val="1"/>
+                <w:sz w:val="24"/>
+                <w:szCs w:val="24"/>
+                <w:u w:val="single"/>
+                <w:rtl w:val="0"/>
+              </w:rPr>
+              <w:t xml:space="preserve">Part 4</w:t>
+            </w:r>
+          </w:p>
+        </w:tc>
+      </w:tr>
+      <w:tr>
+        <w:trPr>
+          <w:cantSplit w:val="0"/>
+          <w:tblHeader w:val="0"/>
+        </w:trPr>
+        <w:tc>
+          <w:tcPr>
+            <w:shd w:fill="auto" w:val="clear"/>
+            <w:tcMar>
+              <w:top w:w="100.0" w:type="dxa"/>
+              <w:left w:w="100.0" w:type="dxa"/>
+              <w:bottom w:w="100.0" w:type="dxa"/>
+              <w:right w:w="100.0" w:type="dxa"/>
+            </w:tcMar>
+            <w:vAlign w:val="top"/>
+          </w:tcPr>
+          <w:p>
+            <w:pPr>
+              <w:keepNext w:val="0"/>
+              <w:keepLines w:val="0"/>
+              <w:widowControl w:val="0"/>
+              <w:pBdr>
+                <w:top w:space="0" w:sz="0" w:val="nil"/>
+                <w:left w:space="0" w:sz="0" w:val="nil"/>
+                <w:bottom w:space="0" w:sz="0" w:val="nil"/>
+                <w:right w:space="0" w:sz="0" w:val="nil"/>
+                <w:between w:space="0" w:sz="0" w:val="nil"/>
+              </w:pBdr>
+              <w:shd w:fill="auto" w:val="clear"/>
+              <w:spacing w:after="0" w:before="0" w:line="240" w:lineRule="auto"/>
+              <w:ind w:left="0" w:right="0" w:firstLine="0"/>
+              <w:jc w:val="left"/>
+              <w:rPr>
+                <w:b w:val="1"/>
+                <w:bCs w:val="1"/>
+                <w:sz w:val="24"/>
+                <w:szCs w:val="24"/>
+                <w:u w:val="single"/>
+              </w:rPr>
+            </w:pPr>
+            <w:r>
+              <w:rPr>
+                <w:b w:val="1"/>
+                <w:bCs w:val="1"/>
+                <w:sz w:val="24"/>
+                <w:szCs w:val="24"/>
+                <w:u w:val="single"/>
+                <w:rtl w:val="0"/>
+              </w:rPr>
+              <w:t xml:space="preserve">1.1</w:t>
+            </w:r>
+          </w:p>
+        </w:tc>
+        <w:tc>
+          <w:tcPr>
+            <w:shd w:fill="auto" w:val="clear"/>
+            <w:tcMar>
+              <w:top w:w="100.0" w:type="dxa"/>
+              <w:left w:w="100.0" w:type="dxa"/>
+              <w:bottom w:w="100.0" w:type="dxa"/>
+              <w:right w:w="100.0" w:type="dxa"/>
+            </w:tcMar>
+            <w:vAlign w:val="top"/>
+          </w:tcPr>
+          <w:p>
+            <w:pPr>
+              <w:keepNext w:val="0"/>
+              <w:keepLines w:val="0"/>
+              <w:widowControl w:val="0"/>
+              <w:pBdr>
+                <w:top w:space="0" w:sz="0" w:val="nil"/>
+                <w:left w:space="0" w:sz="0" w:val="nil"/>
+                <w:bottom w:space="0" w:sz="0" w:val="nil"/>
+                <w:right w:space="0" w:sz="0" w:val="nil"/>
+                <w:between w:space="0" w:sz="0" w:val="nil"/>
+              </w:pBdr>
+              <w:shd w:fill="auto" w:val="clear"/>
+              <w:spacing w:after="0" w:before="0" w:line="240" w:lineRule="auto"/>
+              <w:ind w:left="0" w:right="0" w:firstLine="0"/>
+              <w:jc w:val="left"/>
+              <w:rPr>
+                <w:b w:val="1"/>
+                <w:bCs w:val="1"/>
+                <w:sz w:val="24"/>
+                <w:szCs w:val="24"/>
+                <w:u w:val="single"/>
+              </w:rPr>
+            </w:pPr>
+            <w:r>
+              <w:rPr>
+                <w:b w:val="1"/>
+                <w:bCs w:val="1"/>
+                <w:sz w:val="24"/>
+                <w:szCs w:val="24"/>
+                <w:u w:val="single"/>
+                <w:rtl w:val="0"/>
+              </w:rPr>
+              <w:t xml:space="preserve">Ittoop Shinu Shibu</w:t>
+            </w:r>
+          </w:p>
+        </w:tc>
+        <w:tc>
+          <w:tcPr>
+            <w:shd w:fill="auto" w:val="clear"/>
+            <w:tcMar>
+              <w:top w:w="100.0" w:type="dxa"/>
+              <w:left w:w="100.0" w:type="dxa"/>
+              <w:bottom w:w="100.0" w:type="dxa"/>
+              <w:right w:w="100.0" w:type="dxa"/>
+            </w:tcMar>
+            <w:vAlign w:val="top"/>
+          </w:tcPr>
+          <w:p>
+            <w:pPr>
+              <w:keepNext w:val="0"/>
+              <w:keepLines w:val="0"/>
+              <w:widowControl w:val="0"/>
+              <w:pBdr>
+                <w:top w:space="0" w:sz="0" w:val="nil"/>
+                <w:left w:space="0" w:sz="0" w:val="nil"/>
+                <w:bottom w:space="0" w:sz="0" w:val="nil"/>
+                <w:right w:space="0" w:sz="0" w:val="nil"/>
+                <w:between w:space="0" w:sz="0" w:val="nil"/>
+              </w:pBdr>
+              <w:shd w:fill="auto" w:val="clear"/>
+              <w:spacing w:after="0" w:before="0" w:line="240" w:lineRule="auto"/>
+              <w:ind w:left="0" w:right="0" w:firstLine="0"/>
+              <w:jc w:val="left"/>
+              <w:rPr>
+                <w:b w:val="1"/>
+                <w:bCs w:val="1"/>
+                <w:sz w:val="24"/>
+                <w:szCs w:val="24"/>
+                <w:u w:val="single"/>
+              </w:rPr>
+            </w:pPr>
+            <w:r>
+              <w:rPr>
+                <w:b w:val="1"/>
+                <w:bCs w:val="1"/>
+                <w:sz w:val="24"/>
+                <w:szCs w:val="24"/>
+                <w:u w:val="single"/>
+                <w:rtl w:val="0"/>
+              </w:rPr>
+              <w:t xml:space="preserve">12/6</w:t>
+            </w:r>
+          </w:p>
+        </w:tc>
+        <w:tc>
+          <w:tcPr>
+            <w:shd w:fill="auto" w:val="clear"/>
+            <w:tcMar>
+              <w:top w:w="100.0" w:type="dxa"/>
+              <w:left w:w="100.0" w:type="dxa"/>
+              <w:bottom w:w="100.0" w:type="dxa"/>
+              <w:right w:w="100.0" w:type="dxa"/>
+            </w:tcMar>
+            <w:vAlign w:val="top"/>
+          </w:tcPr>
+          <w:p>
+            <w:pPr>
+              <w:keepNext w:val="0"/>
+              <w:keepLines w:val="0"/>
+              <w:widowControl w:val="0"/>
+              <w:pBdr>
+                <w:top w:space="0" w:sz="0" w:val="nil"/>
+                <w:left w:space="0" w:sz="0" w:val="nil"/>
+                <w:bottom w:space="0" w:sz="0" w:val="nil"/>
+                <w:right w:space="0" w:sz="0" w:val="nil"/>
+                <w:between w:space="0" w:sz="0" w:val="nil"/>
+              </w:pBdr>
+              <w:shd w:fill="auto" w:val="clear"/>
+              <w:spacing w:after="0" w:before="0" w:line="240" w:lineRule="auto"/>
+              <w:ind w:left="0" w:right="0" w:firstLine="0"/>
+              <w:jc w:val="left"/>
+              <w:rPr>
+                <w:b w:val="1"/>
+                <w:bCs w:val="1"/>
+                <w:sz w:val="24"/>
+                <w:szCs w:val="24"/>
+                <w:u w:val="single"/>
+              </w:rPr>
+            </w:pPr>
+            <w:r>
+              <w:rPr>
+                <w:b w:val="1"/>
+                <w:bCs w:val="1"/>
+                <w:sz w:val="24"/>
+                <w:szCs w:val="24"/>
+                <w:u w:val="single"/>
+                <w:rtl w:val="0"/>
+              </w:rPr>
+              <w:t xml:space="preserve">Part 7, Part 6 (Code Review Process), Part 5</w:t>
             </w:r>
           </w:p>
         </w:tc>
@@ -3576,7 +4082,7 @@
     </w:p>
     <w:sdt>
       <w:sdtPr>
-        <w:id w:val="-182541105"/>
+        <w:id w:val="-1306375991"/>
         <w:docPartObj>
           <w:docPartGallery w:val="Table of Contents"/>
           <w:docPartUnique w:val="1"/>
@@ -3645,7 +4151,7 @@
     </w:p>
     <w:sdt>
       <w:sdtPr>
-        <w:id w:val="-904093271"/>
+        <w:id w:val="1617487956"/>
         <w:docPartObj>
           <w:docPartGallery w:val="Table of Contents"/>
           <w:docPartUnique w:val="1"/>
@@ -3659,7 +4165,9 @@
             <w:rPr>
               <w:rFonts w:ascii="Arial" w:cs="Arial" w:eastAsia="Arial" w:hAnsi="Arial"/>
               <w:b w:val="0"/>
+              <w:bCs w:val="0"/>
               <w:i w:val="0"/>
+              <w:iCs w:val="0"/>
               <w:smallCaps w:val="0"/>
               <w:strike w:val="0"/>
               <w:color w:val="1155cc"/>
@@ -3680,7 +4188,9 @@
               <w:rPr>
                 <w:rFonts w:ascii="Arial" w:cs="Arial" w:eastAsia="Arial" w:hAnsi="Arial"/>
                 <w:b w:val="0"/>
+                <w:bCs w:val="0"/>
                 <w:i w:val="0"/>
+                <w:iCs w:val="0"/>
                 <w:smallCaps w:val="0"/>
                 <w:strike w:val="0"/>
                 <w:color w:val="1155cc"/>
@@ -3707,7 +4217,9 @@
             <w:rPr>
               <w:rFonts w:ascii="Arial" w:cs="Arial" w:eastAsia="Arial" w:hAnsi="Arial"/>
               <w:b w:val="0"/>
+              <w:bCs w:val="0"/>
               <w:i w:val="0"/>
+              <w:iCs w:val="0"/>
               <w:smallCaps w:val="0"/>
               <w:strike w:val="0"/>
               <w:color w:val="1155cc"/>
@@ -3723,7 +4235,9 @@
               <w:rPr>
                 <w:rFonts w:ascii="Arial" w:cs="Arial" w:eastAsia="Arial" w:hAnsi="Arial"/>
                 <w:b w:val="0"/>
+                <w:bCs w:val="0"/>
                 <w:i w:val="0"/>
+                <w:iCs w:val="0"/>
                 <w:smallCaps w:val="0"/>
                 <w:strike w:val="0"/>
                 <w:color w:val="1155cc"/>
@@ -3750,7 +4264,9 @@
             <w:rPr>
               <w:rFonts w:ascii="Arial" w:cs="Arial" w:eastAsia="Arial" w:hAnsi="Arial"/>
               <w:b w:val="0"/>
+              <w:bCs w:val="0"/>
               <w:i w:val="0"/>
+              <w:iCs w:val="0"/>
               <w:smallCaps w:val="0"/>
               <w:strike w:val="0"/>
               <w:color w:val="1155cc"/>
@@ -3766,7 +4282,9 @@
               <w:rPr>
                 <w:rFonts w:ascii="Arial" w:cs="Arial" w:eastAsia="Arial" w:hAnsi="Arial"/>
                 <w:b w:val="0"/>
+                <w:bCs w:val="0"/>
                 <w:i w:val="0"/>
+                <w:iCs w:val="0"/>
                 <w:smallCaps w:val="0"/>
                 <w:strike w:val="0"/>
                 <w:color w:val="1155cc"/>
@@ -3793,7 +4311,9 @@
             <w:rPr>
               <w:rFonts w:ascii="Arial" w:cs="Arial" w:eastAsia="Arial" w:hAnsi="Arial"/>
               <w:b w:val="0"/>
+              <w:bCs w:val="0"/>
               <w:i w:val="0"/>
+              <w:iCs w:val="0"/>
               <w:smallCaps w:val="0"/>
               <w:strike w:val="0"/>
               <w:color w:val="1155cc"/>
@@ -3809,7 +4329,9 @@
               <w:rPr>
                 <w:rFonts w:ascii="Arial" w:cs="Arial" w:eastAsia="Arial" w:hAnsi="Arial"/>
                 <w:b w:val="0"/>
+                <w:bCs w:val="0"/>
                 <w:i w:val="0"/>
+                <w:iCs w:val="0"/>
                 <w:smallCaps w:val="0"/>
                 <w:strike w:val="0"/>
                 <w:color w:val="1155cc"/>
@@ -3836,7 +4358,9 @@
             <w:rPr>
               <w:rFonts w:ascii="Arial" w:cs="Arial" w:eastAsia="Arial" w:hAnsi="Arial"/>
               <w:b w:val="0"/>
+              <w:bCs w:val="0"/>
               <w:i w:val="0"/>
+              <w:iCs w:val="0"/>
               <w:smallCaps w:val="0"/>
               <w:strike w:val="0"/>
               <w:color w:val="1155cc"/>
@@ -3852,7 +4376,9 @@
               <w:rPr>
                 <w:rFonts w:ascii="Arial" w:cs="Arial" w:eastAsia="Arial" w:hAnsi="Arial"/>
                 <w:b w:val="0"/>
+                <w:bCs w:val="0"/>
                 <w:i w:val="0"/>
+                <w:iCs w:val="0"/>
                 <w:smallCaps w:val="0"/>
                 <w:strike w:val="0"/>
                 <w:color w:val="1155cc"/>
@@ -3879,7 +4405,9 @@
             <w:rPr>
               <w:rFonts w:ascii="Arial" w:cs="Arial" w:eastAsia="Arial" w:hAnsi="Arial"/>
               <w:b w:val="0"/>
+              <w:bCs w:val="0"/>
               <w:i w:val="0"/>
+              <w:iCs w:val="0"/>
               <w:smallCaps w:val="0"/>
               <w:strike w:val="0"/>
               <w:color w:val="1155cc"/>
@@ -3895,7 +4423,9 @@
               <w:rPr>
                 <w:rFonts w:ascii="Arial" w:cs="Arial" w:eastAsia="Arial" w:hAnsi="Arial"/>
                 <w:b w:val="0"/>
+                <w:bCs w:val="0"/>
                 <w:i w:val="0"/>
+                <w:iCs w:val="0"/>
                 <w:smallCaps w:val="0"/>
                 <w:strike w:val="0"/>
                 <w:color w:val="1155cc"/>
@@ -3922,7 +4452,9 @@
             <w:rPr>
               <w:rFonts w:ascii="Arial" w:cs="Arial" w:eastAsia="Arial" w:hAnsi="Arial"/>
               <w:b w:val="0"/>
+              <w:bCs w:val="0"/>
               <w:i w:val="0"/>
+              <w:iCs w:val="0"/>
               <w:smallCaps w:val="0"/>
               <w:strike w:val="0"/>
               <w:color w:val="1155cc"/>
@@ -3938,7 +4470,9 @@
               <w:rPr>
                 <w:rFonts w:ascii="Arial" w:cs="Arial" w:eastAsia="Arial" w:hAnsi="Arial"/>
                 <w:b w:val="0"/>
+                <w:bCs w:val="0"/>
                 <w:i w:val="0"/>
+                <w:iCs w:val="0"/>
                 <w:smallCaps w:val="0"/>
                 <w:strike w:val="0"/>
                 <w:color w:val="1155cc"/>
@@ -3965,7 +4499,9 @@
             <w:rPr>
               <w:rFonts w:ascii="Arial" w:cs="Arial" w:eastAsia="Arial" w:hAnsi="Arial"/>
               <w:b w:val="0"/>
+              <w:bCs w:val="0"/>
               <w:i w:val="0"/>
+              <w:iCs w:val="0"/>
               <w:smallCaps w:val="0"/>
               <w:strike w:val="0"/>
               <w:color w:val="1155cc"/>
@@ -3981,7 +4517,9 @@
               <w:rPr>
                 <w:rFonts w:ascii="Arial" w:cs="Arial" w:eastAsia="Arial" w:hAnsi="Arial"/>
                 <w:b w:val="0"/>
+                <w:bCs w:val="0"/>
                 <w:i w:val="0"/>
+                <w:iCs w:val="0"/>
                 <w:smallCaps w:val="0"/>
                 <w:strike w:val="0"/>
                 <w:color w:val="1155cc"/>
@@ -4008,7 +4546,9 @@
             <w:rPr>
               <w:rFonts w:ascii="Arial" w:cs="Arial" w:eastAsia="Arial" w:hAnsi="Arial"/>
               <w:b w:val="0"/>
+              <w:bCs w:val="0"/>
               <w:i w:val="0"/>
+              <w:iCs w:val="0"/>
               <w:smallCaps w:val="0"/>
               <w:strike w:val="0"/>
               <w:color w:val="1155cc"/>
@@ -4024,7 +4564,9 @@
               <w:rPr>
                 <w:rFonts w:ascii="Arial" w:cs="Arial" w:eastAsia="Arial" w:hAnsi="Arial"/>
                 <w:b w:val="0"/>
+                <w:bCs w:val="0"/>
                 <w:i w:val="0"/>
+                <w:iCs w:val="0"/>
                 <w:smallCaps w:val="0"/>
                 <w:strike w:val="0"/>
                 <w:color w:val="1155cc"/>
@@ -4051,7 +4593,9 @@
             <w:rPr>
               <w:rFonts w:ascii="Arial" w:cs="Arial" w:eastAsia="Arial" w:hAnsi="Arial"/>
               <w:b w:val="0"/>
+              <w:bCs w:val="0"/>
               <w:i w:val="0"/>
+              <w:iCs w:val="0"/>
               <w:smallCaps w:val="0"/>
               <w:strike w:val="0"/>
               <w:color w:val="1155cc"/>
@@ -4067,7 +4611,9 @@
               <w:rPr>
                 <w:rFonts w:ascii="Arial" w:cs="Arial" w:eastAsia="Arial" w:hAnsi="Arial"/>
                 <w:b w:val="0"/>
+                <w:bCs w:val="0"/>
                 <w:i w:val="0"/>
+                <w:iCs w:val="0"/>
                 <w:smallCaps w:val="0"/>
                 <w:strike w:val="0"/>
                 <w:color w:val="1155cc"/>
@@ -4094,7 +4640,9 @@
             <w:rPr>
               <w:rFonts w:ascii="Arial" w:cs="Arial" w:eastAsia="Arial" w:hAnsi="Arial"/>
               <w:b w:val="0"/>
+              <w:bCs w:val="0"/>
               <w:i w:val="0"/>
+              <w:iCs w:val="0"/>
               <w:smallCaps w:val="0"/>
               <w:strike w:val="0"/>
               <w:color w:val="1155cc"/>
@@ -4110,7 +4658,9 @@
               <w:rPr>
                 <w:rFonts w:ascii="Arial" w:cs="Arial" w:eastAsia="Arial" w:hAnsi="Arial"/>
                 <w:b w:val="0"/>
+                <w:bCs w:val="0"/>
                 <w:i w:val="0"/>
+                <w:iCs w:val="0"/>
                 <w:smallCaps w:val="0"/>
                 <w:strike w:val="0"/>
                 <w:color w:val="1155cc"/>
@@ -4137,7 +4687,9 @@
             <w:rPr>
               <w:rFonts w:ascii="Arial" w:cs="Arial" w:eastAsia="Arial" w:hAnsi="Arial"/>
               <w:b w:val="0"/>
+              <w:bCs w:val="0"/>
               <w:i w:val="0"/>
+              <w:iCs w:val="0"/>
               <w:smallCaps w:val="0"/>
               <w:strike w:val="0"/>
               <w:color w:val="1155cc"/>
@@ -4153,7 +4705,9 @@
               <w:rPr>
                 <w:rFonts w:ascii="Arial" w:cs="Arial" w:eastAsia="Arial" w:hAnsi="Arial"/>
                 <w:b w:val="0"/>
+                <w:bCs w:val="0"/>
                 <w:i w:val="0"/>
+                <w:iCs w:val="0"/>
                 <w:smallCaps w:val="0"/>
                 <w:strike w:val="0"/>
                 <w:color w:val="1155cc"/>
@@ -4180,7 +4734,9 @@
             <w:rPr>
               <w:rFonts w:ascii="Arial" w:cs="Arial" w:eastAsia="Arial" w:hAnsi="Arial"/>
               <w:b w:val="0"/>
+              <w:bCs w:val="0"/>
               <w:i w:val="0"/>
+              <w:iCs w:val="0"/>
               <w:smallCaps w:val="0"/>
               <w:strike w:val="0"/>
               <w:color w:val="1155cc"/>
@@ -4196,7 +4752,9 @@
               <w:rPr>
                 <w:rFonts w:ascii="Arial" w:cs="Arial" w:eastAsia="Arial" w:hAnsi="Arial"/>
                 <w:b w:val="0"/>
+                <w:bCs w:val="0"/>
                 <w:i w:val="0"/>
+                <w:iCs w:val="0"/>
                 <w:smallCaps w:val="0"/>
                 <w:strike w:val="0"/>
                 <w:color w:val="1155cc"/>
@@ -4223,7 +4781,9 @@
             <w:rPr>
               <w:rFonts w:ascii="Arial" w:cs="Arial" w:eastAsia="Arial" w:hAnsi="Arial"/>
               <w:b w:val="0"/>
+              <w:bCs w:val="0"/>
               <w:i w:val="0"/>
+              <w:iCs w:val="0"/>
               <w:smallCaps w:val="0"/>
               <w:strike w:val="0"/>
               <w:color w:val="1155cc"/>
@@ -4239,7 +4799,9 @@
               <w:rPr>
                 <w:rFonts w:ascii="Arial" w:cs="Arial" w:eastAsia="Arial" w:hAnsi="Arial"/>
                 <w:b w:val="0"/>
+                <w:bCs w:val="0"/>
                 <w:i w:val="0"/>
+                <w:iCs w:val="0"/>
                 <w:smallCaps w:val="0"/>
                 <w:strike w:val="0"/>
                 <w:color w:val="1155cc"/>
@@ -4266,7 +4828,9 @@
             <w:rPr>
               <w:rFonts w:ascii="Arial" w:cs="Arial" w:eastAsia="Arial" w:hAnsi="Arial"/>
               <w:b w:val="0"/>
+              <w:bCs w:val="0"/>
               <w:i w:val="0"/>
+              <w:iCs w:val="0"/>
               <w:smallCaps w:val="0"/>
               <w:strike w:val="0"/>
               <w:color w:val="1155cc"/>
@@ -4282,7 +4846,9 @@
               <w:rPr>
                 <w:rFonts w:ascii="Arial" w:cs="Arial" w:eastAsia="Arial" w:hAnsi="Arial"/>
                 <w:b w:val="0"/>
+                <w:bCs w:val="0"/>
                 <w:i w:val="0"/>
+                <w:iCs w:val="0"/>
                 <w:smallCaps w:val="0"/>
                 <w:strike w:val="0"/>
                 <w:color w:val="1155cc"/>
@@ -4309,7 +4875,9 @@
             <w:rPr>
               <w:rFonts w:ascii="Arial" w:cs="Arial" w:eastAsia="Arial" w:hAnsi="Arial"/>
               <w:b w:val="0"/>
+              <w:bCs w:val="0"/>
               <w:i w:val="0"/>
+              <w:iCs w:val="0"/>
               <w:smallCaps w:val="0"/>
               <w:strike w:val="0"/>
               <w:color w:val="1155cc"/>
@@ -4325,7 +4893,9 @@
               <w:rPr>
                 <w:rFonts w:ascii="Arial" w:cs="Arial" w:eastAsia="Arial" w:hAnsi="Arial"/>
                 <w:b w:val="0"/>
+                <w:bCs w:val="0"/>
                 <w:i w:val="0"/>
+                <w:iCs w:val="0"/>
                 <w:smallCaps w:val="0"/>
                 <w:strike w:val="0"/>
                 <w:color w:val="1155cc"/>
@@ -4352,7 +4922,9 @@
             <w:rPr>
               <w:rFonts w:ascii="Arial" w:cs="Arial" w:eastAsia="Arial" w:hAnsi="Arial"/>
               <w:b w:val="0"/>
+              <w:bCs w:val="0"/>
               <w:i w:val="0"/>
+              <w:iCs w:val="0"/>
               <w:smallCaps w:val="0"/>
               <w:strike w:val="0"/>
               <w:color w:val="1155cc"/>
@@ -4368,7 +4940,9 @@
               <w:rPr>
                 <w:rFonts w:ascii="Arial" w:cs="Arial" w:eastAsia="Arial" w:hAnsi="Arial"/>
                 <w:b w:val="0"/>
+                <w:bCs w:val="0"/>
                 <w:i w:val="0"/>
+                <w:iCs w:val="0"/>
                 <w:smallCaps w:val="0"/>
                 <w:strike w:val="0"/>
                 <w:color w:val="1155cc"/>
@@ -6538,6 +7112,7 @@
         <w:ind w:left="1440" w:hanging="360"/>
         <w:rPr>
           <w:b w:val="0"/>
+          <w:bCs w:val="0"/>
           <w:sz w:val="26"/>
           <w:szCs w:val="26"/>
         </w:rPr>
@@ -6547,6 +7122,7 @@
       <w:r>
         <w:rPr>
           <w:b w:val="0"/>
+          <w:bCs w:val="0"/>
           <w:rtl w:val="0"/>
         </w:rPr>
         <w:t xml:space="preserve">Objectives and Priorities</w:t>
@@ -6718,6 +7294,7 @@
         <w:ind w:left="1440" w:hanging="360"/>
         <w:rPr>
           <w:b w:val="0"/>
+          <w:bCs w:val="0"/>
           <w:sz w:val="26"/>
           <w:szCs w:val="26"/>
         </w:rPr>
@@ -6727,6 +7304,7 @@
       <w:r>
         <w:rPr>
           <w:b w:val="0"/>
+          <w:bCs w:val="0"/>
           <w:rtl w:val="0"/>
         </w:rPr>
         <w:t xml:space="preserve">Risk Management (need to be updated constantly)</w:t>
@@ -6790,12 +7368,14 @@
         <w:ind w:left="1440" w:firstLine="0"/>
         <w:rPr>
           <w:b w:val="1"/>
+          <w:bCs w:val="1"/>
           <w:u w:val="single"/>
         </w:rPr>
       </w:pPr>
       <w:r>
         <w:rPr>
           <w:b w:val="1"/>
+          <w:bCs w:val="1"/>
           <w:u w:val="single"/>
           <w:rtl w:val="0"/>
         </w:rPr>
@@ -6805,6 +7385,7 @@
         <w:r>
           <w:rPr>
             <w:b w:val="1"/>
+            <w:bCs w:val="1"/>
             <w:color w:val="0000ee"/>
             <w:u w:val="single"/>
             <w:rtl w:val="0"/>
@@ -6852,6 +7433,7 @@
         <w:ind w:left="1440" w:hanging="360"/>
         <w:rPr>
           <w:b w:val="0"/>
+          <w:bCs w:val="0"/>
           <w:sz w:val="26"/>
           <w:szCs w:val="26"/>
         </w:rPr>
@@ -6861,6 +7443,7 @@
       <w:r>
         <w:rPr>
           <w:b w:val="0"/>
+          <w:bCs w:val="0"/>
           <w:rtl w:val="0"/>
         </w:rPr>
         <w:t xml:space="preserve">Timeline (</w:t>
@@ -6868,6 +7451,7 @@
       <w:r>
         <w:rPr>
           <w:b w:val="0"/>
+          <w:bCs w:val="0"/>
           <w:color w:val="ff0000"/>
           <w:u w:val="single"/>
           <w:rtl w:val="0"/>
@@ -6877,6 +7461,7 @@
       <w:r>
         <w:rPr>
           <w:b w:val="0"/>
+          <w:bCs w:val="0"/>
           <w:u w:val="single"/>
           <w:rtl w:val="0"/>
         </w:rPr>
@@ -7590,6 +8175,11 @@
               </w:rPr>
               <w:t xml:space="preserve">Display changes based on goal progress</w:t>
             </w:r>
+            <w:r>
+              <w:rPr>
+                <w:rtl w:val="0"/>
+              </w:rPr>
+            </w:r>
           </w:p>
           <w:p>
             <w:pPr>
@@ -7610,6 +8200,11 @@
               </w:rPr>
               <w:t xml:space="preserve">Custom goal</w:t>
             </w:r>
+            <w:r>
+              <w:rPr>
+                <w:rtl w:val="0"/>
+              </w:rPr>
+            </w:r>
           </w:p>
           <w:p>
             <w:pPr>
@@ -7630,6 +8225,11 @@
               </w:rPr>
               <w:t xml:space="preserve">Finish 3 games</w:t>
             </w:r>
+            <w:r>
+              <w:rPr>
+                <w:rtl w:val="0"/>
+              </w:rPr>
+            </w:r>
           </w:p>
           <w:p>
             <w:pPr>
@@ -7649,6 +8249,11 @@
                 <w:rtl w:val="0"/>
               </w:rPr>
               <w:t xml:space="preserve">Statistics page</w:t>
+            </w:r>
+            <w:r>
+              <w:rPr>
+                <w:rtl w:val="0"/>
+              </w:rPr>
             </w:r>
           </w:p>
           <w:p>
@@ -7959,6 +8564,11 @@
               </w:rPr>
               <w:t xml:space="preserve">Create additional database tables for </w:t>
             </w:r>
+            <w:r>
+              <w:rPr>
+                <w:rtl w:val="0"/>
+              </w:rPr>
+            </w:r>
           </w:p>
           <w:p>
             <w:pPr>
@@ -8037,7 +8647,7 @@
               <w:rPr>
                 <w:rtl w:val="0"/>
               </w:rPr>
-              <w:t xml:space="preserve">90</w:t>
+              <w:t xml:space="preserve">235</w:t>
             </w:r>
           </w:p>
         </w:tc>
@@ -8105,12 +8715,13 @@
               </w:numPr>
               <w:spacing w:line="240" w:lineRule="auto"/>
               <w:ind w:left="270" w:hanging="180"/>
-            </w:pPr>
-            <w:r>
-              <w:rPr>
-                <w:rtl w:val="0"/>
-              </w:rPr>
-              <w:t xml:space="preserve">5 pet options</w:t>
+              <w:rPr/>
+            </w:pPr>
+            <w:r>
+              <w:rPr>
+                <w:rtl w:val="0"/>
+              </w:rPr>
+              <w:t xml:space="preserve">4 pet options</w:t>
             </w:r>
           </w:p>
           <w:p>
@@ -8132,6 +8743,120 @@
               </w:rPr>
               <w:t xml:space="preserve">Display buddy name</w:t>
             </w:r>
+            <w:r>
+              <w:rPr>
+                <w:rtl w:val="0"/>
+              </w:rPr>
+            </w:r>
+          </w:p>
+          <w:p>
+            <w:pPr>
+              <w:keepNext w:val="0"/>
+              <w:keepLines w:val="0"/>
+              <w:widowControl w:val="0"/>
+              <w:numPr>
+                <w:ilvl w:val="0"/>
+                <w:numId w:val="4"/>
+              </w:numPr>
+              <w:pBdr>
+                <w:top w:space="0" w:sz="0" w:val="nil"/>
+                <w:left w:space="0" w:sz="0" w:val="nil"/>
+                <w:bottom w:space="0" w:sz="0" w:val="nil"/>
+                <w:right w:space="0" w:sz="0" w:val="nil"/>
+                <w:between w:space="0" w:sz="0" w:val="nil"/>
+              </w:pBdr>
+              <w:shd w:fill="auto" w:val="clear"/>
+              <w:spacing w:after="0" w:before="0" w:line="240" w:lineRule="auto"/>
+              <w:ind w:left="270" w:right="0" w:hanging="180"/>
+              <w:jc w:val="left"/>
+            </w:pPr>
+            <w:r>
+              <w:rPr>
+                <w:rtl w:val="0"/>
+              </w:rPr>
+              <w:t xml:space="preserve">Custom buddy animal, name</w:t>
+            </w:r>
+          </w:p>
+          <w:p>
+            <w:pPr>
+              <w:keepNext w:val="0"/>
+              <w:keepLines w:val="0"/>
+              <w:widowControl w:val="0"/>
+              <w:numPr>
+                <w:ilvl w:val="0"/>
+                <w:numId w:val="4"/>
+              </w:numPr>
+              <w:pBdr>
+                <w:top w:space="0" w:sz="0" w:val="nil"/>
+                <w:left w:space="0" w:sz="0" w:val="nil"/>
+                <w:bottom w:space="0" w:sz="0" w:val="nil"/>
+                <w:right w:space="0" w:sz="0" w:val="nil"/>
+                <w:between w:space="0" w:sz="0" w:val="nil"/>
+              </w:pBdr>
+              <w:shd w:fill="auto" w:val="clear"/>
+              <w:spacing w:after="0" w:before="0" w:line="240" w:lineRule="auto"/>
+              <w:ind w:left="270" w:right="0" w:hanging="180"/>
+              <w:jc w:val="left"/>
+            </w:pPr>
+            <w:r>
+              <w:rPr>
+                <w:rtl w:val="0"/>
+              </w:rPr>
+              <w:t xml:space="preserve">Accessible colors</w:t>
+            </w:r>
+          </w:p>
+          <w:p>
+            <w:pPr>
+              <w:keepNext w:val="0"/>
+              <w:keepLines w:val="0"/>
+              <w:widowControl w:val="0"/>
+              <w:numPr>
+                <w:ilvl w:val="0"/>
+                <w:numId w:val="4"/>
+              </w:numPr>
+              <w:pBdr>
+                <w:top w:space="0" w:sz="0" w:val="nil"/>
+                <w:left w:space="0" w:sz="0" w:val="nil"/>
+                <w:bottom w:space="0" w:sz="0" w:val="nil"/>
+                <w:right w:space="0" w:sz="0" w:val="nil"/>
+                <w:between w:space="0" w:sz="0" w:val="nil"/>
+              </w:pBdr>
+              <w:shd w:fill="auto" w:val="clear"/>
+              <w:spacing w:after="0" w:before="0" w:line="240" w:lineRule="auto"/>
+              <w:ind w:left="270" w:right="0" w:hanging="180"/>
+              <w:jc w:val="left"/>
+            </w:pPr>
+            <w:r>
+              <w:rPr>
+                <w:rtl w:val="0"/>
+              </w:rPr>
+              <w:t xml:space="preserve">AI created pets</w:t>
+            </w:r>
+          </w:p>
+          <w:p>
+            <w:pPr>
+              <w:widowControl w:val="0"/>
+              <w:spacing w:line="240" w:lineRule="auto"/>
+              <w:rPr/>
+            </w:pPr>
+            <w:r>
+              <w:rPr>
+                <w:rtl w:val="0"/>
+              </w:rPr>
+            </w:r>
+          </w:p>
+          <w:p>
+            <w:pPr>
+              <w:widowControl w:val="0"/>
+              <w:spacing w:line="240" w:lineRule="auto"/>
+              <w:rPr/>
+            </w:pPr>
+            <w:r>
+              <w:rPr>
+                <w:rtl w:val="0"/>
+              </w:rPr>
+              <w:t xml:space="preserve">Backend:</w:t>
+            </w:r>
           </w:p>
           <w:p>
             <w:pPr>
@@ -8142,51 +8867,7 @@
               </w:numPr>
               <w:spacing w:line="240" w:lineRule="auto"/>
               <w:ind w:left="270" w:hanging="180"/>
-              <w:rPr>
-                <w:u w:val="none"/>
-              </w:rPr>
-            </w:pPr>
-            <w:r>
-              <w:rPr>
-                <w:rtl w:val="0"/>
-              </w:rPr>
-              <w:t xml:space="preserve">Custom buddy animal, name, and color</w:t>
-            </w:r>
-          </w:p>
-          <w:p>
-            <w:pPr>
-              <w:widowControl w:val="0"/>
-              <w:spacing w:line="240" w:lineRule="auto"/>
               <w:rPr/>
-            </w:pPr>
-            <w:r>
-              <w:rPr>
-                <w:rtl w:val="0"/>
-              </w:rPr>
-            </w:r>
-          </w:p>
-          <w:p>
-            <w:pPr>
-              <w:widowControl w:val="0"/>
-              <w:spacing w:line="240" w:lineRule="auto"/>
-              <w:rPr/>
-            </w:pPr>
-            <w:r>
-              <w:rPr>
-                <w:rtl w:val="0"/>
-              </w:rPr>
-              <w:t xml:space="preserve">Backend:</w:t>
-            </w:r>
-          </w:p>
-          <w:p>
-            <w:pPr>
-              <w:widowControl w:val="0"/>
-              <w:numPr>
-                <w:ilvl w:val="0"/>
-                <w:numId w:val="4"/>
-              </w:numPr>
-              <w:spacing w:line="240" w:lineRule="auto"/>
-              <w:ind w:left="270" w:hanging="180"/>
             </w:pPr>
             <w:r>
               <w:rPr>
@@ -8247,7 +8928,37 @@
               <w:rPr>
                 <w:rtl w:val="0"/>
               </w:rPr>
-              <w:t xml:space="preserve">Sanitize inputs</w:t>
+              <w:t xml:space="preserve">Requires strong password</w:t>
+            </w:r>
+            <w:r>
+              <w:rPr>
+                <w:rtl w:val="0"/>
+              </w:rPr>
+            </w:r>
+          </w:p>
+        </w:tc>
+        <w:tc>
+          <w:tcPr>
+            <w:shd w:fill="auto" w:val="clear"/>
+            <w:tcMar>
+              <w:top w:w="100.0" w:type="dxa"/>
+              <w:left w:w="100.0" w:type="dxa"/>
+              <w:bottom w:w="100.0" w:type="dxa"/>
+              <w:right w:w="100.0" w:type="dxa"/>
+            </w:tcMar>
+            <w:vAlign w:val="top"/>
+          </w:tcPr>
+          <w:p>
+            <w:pPr>
+              <w:widowControl w:val="0"/>
+              <w:spacing w:line="240" w:lineRule="auto"/>
+              <w:rPr/>
+            </w:pPr>
+            <w:r>
+              <w:rPr>
+                <w:rtl w:val="0"/>
+              </w:rPr>
+              <w:t xml:space="preserve">Frontend:</w:t>
             </w:r>
           </w:p>
           <w:p>
@@ -8265,25 +8976,7 @@
               <w:rPr>
                 <w:rtl w:val="0"/>
               </w:rPr>
-              <w:t xml:space="preserve">Requires strong password</w:t>
-            </w:r>
-          </w:p>
-          <w:p>
-            <w:pPr>
-              <w:widowControl w:val="0"/>
-              <w:numPr>
-                <w:ilvl w:val="0"/>
-                <w:numId w:val="4"/>
-              </w:numPr>
-              <w:spacing w:line="240" w:lineRule="auto"/>
-              <w:ind w:left="270" w:hanging="180"/>
-              <w:rPr/>
-            </w:pPr>
-            <w:r>
-              <w:rPr>
-                <w:rtl w:val="0"/>
-              </w:rPr>
-              <w:t xml:space="preserve">Allows login using google API</w:t>
+              <w:t xml:space="preserve">“You died” screen when Buddy hits status 0</w:t>
             </w:r>
           </w:p>
           <w:p>
@@ -8308,7 +9001,7 @@
               <w:rPr>
                 <w:rtl w:val="0"/>
               </w:rPr>
-              <w:t xml:space="preserve">Stretch:</w:t>
+              <w:t xml:space="preserve">Backend:</w:t>
             </w:r>
           </w:p>
           <w:p>
@@ -8337,272 +9030,6 @@
               <w:rPr>
                 <w:rtl w:val="0"/>
               </w:rPr>
-              <w:t xml:space="preserve">Accessibility</w:t>
-            </w:r>
-          </w:p>
-          <w:p>
-            <w:pPr>
-              <w:keepNext w:val="0"/>
-              <w:keepLines w:val="0"/>
-              <w:widowControl w:val="0"/>
-              <w:numPr>
-                <w:ilvl w:val="0"/>
-                <w:numId w:val="4"/>
-              </w:numPr>
-              <w:pBdr>
-                <w:top w:space="0" w:sz="0" w:val="nil"/>
-                <w:left w:space="0" w:sz="0" w:val="nil"/>
-                <w:bottom w:space="0" w:sz="0" w:val="nil"/>
-                <w:right w:space="0" w:sz="0" w:val="nil"/>
-                <w:between w:space="0" w:sz="0" w:val="nil"/>
-              </w:pBdr>
-              <w:shd w:fill="auto" w:val="clear"/>
-              <w:spacing w:after="0" w:before="0" w:line="240" w:lineRule="auto"/>
-              <w:ind w:left="270" w:right="0" w:hanging="180"/>
-              <w:jc w:val="left"/>
-              <w:rPr/>
-            </w:pPr>
-            <w:r>
-              <w:rPr>
-                <w:rtl w:val="0"/>
-              </w:rPr>
-              <w:t xml:space="preserve">Variable app styles</w:t>
-            </w:r>
-          </w:p>
-          <w:p>
-            <w:pPr>
-              <w:keepNext w:val="0"/>
-              <w:keepLines w:val="0"/>
-              <w:widowControl w:val="0"/>
-              <w:numPr>
-                <w:ilvl w:val="0"/>
-                <w:numId w:val="4"/>
-              </w:numPr>
-              <w:pBdr>
-                <w:top w:space="0" w:sz="0" w:val="nil"/>
-                <w:left w:space="0" w:sz="0" w:val="nil"/>
-                <w:bottom w:space="0" w:sz="0" w:val="nil"/>
-                <w:right w:space="0" w:sz="0" w:val="nil"/>
-                <w:between w:space="0" w:sz="0" w:val="nil"/>
-              </w:pBdr>
-              <w:shd w:fill="auto" w:val="clear"/>
-              <w:spacing w:after="0" w:before="0" w:line="240" w:lineRule="auto"/>
-              <w:ind w:left="270" w:right="0" w:hanging="180"/>
-              <w:jc w:val="left"/>
-              <w:rPr/>
-            </w:pPr>
-            <w:r>
-              <w:rPr>
-                <w:rtl w:val="0"/>
-              </w:rPr>
-              <w:t xml:space="preserve">Lock phone option</w:t>
-            </w:r>
-          </w:p>
-          <w:p>
-            <w:pPr>
-              <w:keepNext w:val="0"/>
-              <w:keepLines w:val="0"/>
-              <w:widowControl w:val="0"/>
-              <w:numPr>
-                <w:ilvl w:val="0"/>
-                <w:numId w:val="4"/>
-              </w:numPr>
-              <w:pBdr>
-                <w:top w:space="0" w:sz="0" w:val="nil"/>
-                <w:left w:space="0" w:sz="0" w:val="nil"/>
-                <w:bottom w:space="0" w:sz="0" w:val="nil"/>
-                <w:right w:space="0" w:sz="0" w:val="nil"/>
-                <w:between w:space="0" w:sz="0" w:val="nil"/>
-              </w:pBdr>
-              <w:shd w:fill="auto" w:val="clear"/>
-              <w:spacing w:after="0" w:before="0" w:line="240" w:lineRule="auto"/>
-              <w:ind w:left="270" w:right="0" w:hanging="180"/>
-              <w:jc w:val="left"/>
-              <w:rPr/>
-            </w:pPr>
-            <w:r>
-              <w:rPr>
-                <w:rtl w:val="0"/>
-              </w:rPr>
-              <w:t xml:space="preserve">Animate pets</w:t>
-            </w:r>
-          </w:p>
-          <w:p>
-            <w:pPr>
-              <w:keepNext w:val="0"/>
-              <w:keepLines w:val="0"/>
-              <w:widowControl w:val="0"/>
-              <w:numPr>
-                <w:ilvl w:val="0"/>
-                <w:numId w:val="4"/>
-              </w:numPr>
-              <w:pBdr>
-                <w:top w:space="0" w:sz="0" w:val="nil"/>
-                <w:left w:space="0" w:sz="0" w:val="nil"/>
-                <w:bottom w:space="0" w:sz="0" w:val="nil"/>
-                <w:right w:space="0" w:sz="0" w:val="nil"/>
-                <w:between w:space="0" w:sz="0" w:val="nil"/>
-              </w:pBdr>
-              <w:shd w:fill="auto" w:val="clear"/>
-              <w:spacing w:after="0" w:before="0" w:line="240" w:lineRule="auto"/>
-              <w:ind w:left="270" w:right="0" w:hanging="180"/>
-              <w:jc w:val="left"/>
-              <w:rPr/>
-            </w:pPr>
-            <w:r>
-              <w:rPr>
-                <w:rtl w:val="0"/>
-              </w:rPr>
-              <w:t xml:space="preserve">Studying music</w:t>
-            </w:r>
-          </w:p>
-          <w:p>
-            <w:pPr>
-              <w:keepNext w:val="0"/>
-              <w:keepLines w:val="0"/>
-              <w:widowControl w:val="0"/>
-              <w:numPr>
-                <w:ilvl w:val="0"/>
-                <w:numId w:val="4"/>
-              </w:numPr>
-              <w:pBdr>
-                <w:top w:space="0" w:sz="0" w:val="nil"/>
-                <w:left w:space="0" w:sz="0" w:val="nil"/>
-                <w:bottom w:space="0" w:sz="0" w:val="nil"/>
-                <w:right w:space="0" w:sz="0" w:val="nil"/>
-                <w:between w:space="0" w:sz="0" w:val="nil"/>
-              </w:pBdr>
-              <w:shd w:fill="auto" w:val="clear"/>
-              <w:spacing w:after="0" w:before="0" w:line="240" w:lineRule="auto"/>
-              <w:ind w:left="270" w:right="0" w:hanging="180"/>
-              <w:jc w:val="left"/>
-              <w:rPr/>
-            </w:pPr>
-            <w:r>
-              <w:rPr>
-                <w:rtl w:val="0"/>
-              </w:rPr>
-              <w:t xml:space="preserve">AI created pets</w:t>
-            </w:r>
-          </w:p>
-          <w:p>
-            <w:pPr>
-              <w:keepNext w:val="0"/>
-              <w:keepLines w:val="0"/>
-              <w:widowControl w:val="0"/>
-              <w:numPr>
-                <w:ilvl w:val="0"/>
-                <w:numId w:val="4"/>
-              </w:numPr>
-              <w:pBdr>
-                <w:top w:space="0" w:sz="0" w:val="nil"/>
-                <w:left w:space="0" w:sz="0" w:val="nil"/>
-                <w:bottom w:space="0" w:sz="0" w:val="nil"/>
-                <w:right w:space="0" w:sz="0" w:val="nil"/>
-                <w:between w:space="0" w:sz="0" w:val="nil"/>
-              </w:pBdr>
-              <w:shd w:fill="auto" w:val="clear"/>
-              <w:spacing w:after="0" w:before="0" w:line="240" w:lineRule="auto"/>
-              <w:ind w:left="270" w:right="0" w:hanging="180"/>
-              <w:jc w:val="left"/>
-              <w:rPr/>
-            </w:pPr>
-            <w:r>
-              <w:rPr>
-                <w:rtl w:val="0"/>
-              </w:rPr>
-              <w:t xml:space="preserve">Delete user</w:t>
-            </w:r>
-          </w:p>
-          <w:p>
-            <w:pPr>
-              <w:keepNext w:val="0"/>
-              <w:keepLines w:val="0"/>
-              <w:widowControl w:val="0"/>
-              <w:numPr>
-                <w:ilvl w:val="0"/>
-                <w:numId w:val="4"/>
-              </w:numPr>
-              <w:pBdr>
-                <w:top w:space="0" w:sz="0" w:val="nil"/>
-                <w:left w:space="0" w:sz="0" w:val="nil"/>
-                <w:bottom w:space="0" w:sz="0" w:val="nil"/>
-                <w:right w:space="0" w:sz="0" w:val="nil"/>
-                <w:between w:space="0" w:sz="0" w:val="nil"/>
-              </w:pBdr>
-              <w:shd w:fill="auto" w:val="clear"/>
-              <w:spacing w:after="0" w:before="0" w:line="240" w:lineRule="auto"/>
-              <w:ind w:left="270" w:right="0" w:hanging="180"/>
-              <w:jc w:val="left"/>
-              <w:rPr/>
-            </w:pPr>
-            <w:r>
-              <w:rPr>
-                <w:rtl w:val="0"/>
-              </w:rPr>
-              <w:t xml:space="preserve">Data retention options</w:t>
-            </w:r>
-          </w:p>
-          <w:p>
-            <w:pPr>
-              <w:keepNext w:val="0"/>
-              <w:keepLines w:val="0"/>
-              <w:widowControl w:val="0"/>
-              <w:numPr>
-                <w:ilvl w:val="0"/>
-                <w:numId w:val="4"/>
-              </w:numPr>
-              <w:pBdr>
-                <w:top w:space="0" w:sz="0" w:val="nil"/>
-                <w:left w:space="0" w:sz="0" w:val="nil"/>
-                <w:bottom w:space="0" w:sz="0" w:val="nil"/>
-                <w:right w:space="0" w:sz="0" w:val="nil"/>
-                <w:between w:space="0" w:sz="0" w:val="nil"/>
-              </w:pBdr>
-              <w:shd w:fill="auto" w:val="clear"/>
-              <w:spacing w:after="0" w:before="0" w:line="240" w:lineRule="auto"/>
-              <w:ind w:left="270" w:right="0" w:hanging="180"/>
-              <w:jc w:val="left"/>
-              <w:rPr>
-                <w:u w:val="none"/>
-              </w:rPr>
-            </w:pPr>
-            <w:r>
-              <w:rPr>
-                <w:rtl w:val="0"/>
-              </w:rPr>
-              <w:t xml:space="preserve">Track multiple goals</w:t>
-            </w:r>
-          </w:p>
-          <w:p>
-            <w:pPr>
-              <w:keepNext w:val="0"/>
-              <w:keepLines w:val="0"/>
-              <w:widowControl w:val="0"/>
-              <w:numPr>
-                <w:ilvl w:val="0"/>
-                <w:numId w:val="4"/>
-              </w:numPr>
-              <w:pBdr>
-                <w:top w:space="0" w:sz="0" w:val="nil"/>
-                <w:left w:space="0" w:sz="0" w:val="nil"/>
-                <w:bottom w:space="0" w:sz="0" w:val="nil"/>
-                <w:right w:space="0" w:sz="0" w:val="nil"/>
-                <w:between w:space="0" w:sz="0" w:val="nil"/>
-              </w:pBdr>
-              <w:shd w:fill="auto" w:val="clear"/>
-              <w:spacing w:after="0" w:before="0" w:line="240" w:lineRule="auto"/>
-              <w:ind w:left="270" w:right="0" w:hanging="180"/>
-              <w:jc w:val="left"/>
-              <w:rPr>
-                <w:u w:val="none"/>
-              </w:rPr>
-            </w:pPr>
-            <w:r>
-              <w:rPr>
-                <w:rtl w:val="0"/>
-              </w:rPr>
-              <w:t xml:space="preserve">Temporary goals with enddates</w:t>
             </w:r>
           </w:p>
         </w:tc>
@@ -8627,102 +9054,7 @@
               <w:rPr>
                 <w:rtl w:val="0"/>
               </w:rPr>
-              <w:t xml:space="preserve">Frontend:</w:t>
-            </w:r>
-          </w:p>
-          <w:p>
-            <w:pPr>
-              <w:widowControl w:val="0"/>
-              <w:numPr>
-                <w:ilvl w:val="0"/>
-                <w:numId w:val="4"/>
-              </w:numPr>
-              <w:spacing w:line="240" w:lineRule="auto"/>
-              <w:ind w:left="270" w:hanging="180"/>
-            </w:pPr>
-            <w:r>
-              <w:rPr>
-                <w:rtl w:val="0"/>
-              </w:rPr>
-              <w:t xml:space="preserve">“You died” screen when Buddy hits status 0</w:t>
-            </w:r>
-          </w:p>
-          <w:p>
-            <w:pPr>
-              <w:widowControl w:val="0"/>
-              <w:spacing w:line="240" w:lineRule="auto"/>
-              <w:rPr/>
-            </w:pPr>
-            <w:r>
-              <w:rPr>
-                <w:rtl w:val="0"/>
-              </w:rPr>
-            </w:r>
-          </w:p>
-          <w:p>
-            <w:pPr>
-              <w:widowControl w:val="0"/>
-              <w:spacing w:line="240" w:lineRule="auto"/>
-              <w:rPr/>
-            </w:pPr>
-            <w:r>
-              <w:rPr>
-                <w:rtl w:val="0"/>
-              </w:rPr>
-              <w:t xml:space="preserve">Backend:</w:t>
-            </w:r>
-          </w:p>
-          <w:p>
-            <w:pPr>
-              <w:keepNext w:val="0"/>
-              <w:keepLines w:val="0"/>
-              <w:widowControl w:val="0"/>
-              <w:numPr>
-                <w:ilvl w:val="0"/>
-                <w:numId w:val="4"/>
-              </w:numPr>
-              <w:pBdr>
-                <w:top w:space="0" w:sz="0" w:val="nil"/>
-                <w:left w:space="0" w:sz="0" w:val="nil"/>
-                <w:bottom w:space="0" w:sz="0" w:val="nil"/>
-                <w:right w:space="0" w:sz="0" w:val="nil"/>
-                <w:between w:space="0" w:sz="0" w:val="nil"/>
-              </w:pBdr>
-              <w:shd w:fill="auto" w:val="clear"/>
-              <w:spacing w:after="0" w:before="0" w:line="240" w:lineRule="auto"/>
-              <w:ind w:left="270" w:right="0" w:hanging="180"/>
-              <w:jc w:val="left"/>
-              <w:rPr/>
-            </w:pPr>
-            <w:r>
-              <w:rPr>
-                <w:rtl w:val="0"/>
-              </w:rPr>
-            </w:r>
-          </w:p>
-        </w:tc>
-        <w:tc>
-          <w:tcPr>
-            <w:shd w:fill="auto" w:val="clear"/>
-            <w:tcMar>
-              <w:top w:w="100.0" w:type="dxa"/>
-              <w:left w:w="100.0" w:type="dxa"/>
-              <w:bottom w:w="100.0" w:type="dxa"/>
-              <w:right w:w="100.0" w:type="dxa"/>
-            </w:tcMar>
-            <w:vAlign w:val="top"/>
-          </w:tcPr>
-          <w:p>
-            <w:pPr>
-              <w:widowControl w:val="0"/>
-              <w:spacing w:line="240" w:lineRule="auto"/>
-              <w:rPr/>
-            </w:pPr>
-            <w:r>
-              <w:rPr>
-                <w:rtl w:val="0"/>
-              </w:rPr>
-              <w:t xml:space="preserve">90</w:t>
+              <w:t xml:space="preserve">202.5</w:t>
             </w:r>
           </w:p>
         </w:tc>
@@ -8794,6 +9126,7 @@
       <w:r>
         <w:rPr>
           <w:b w:val="0"/>
+          <w:bCs w:val="0"/>
           <w:rtl w:val="0"/>
         </w:rPr>
         <w:t xml:space="preserve">Tools</w:t>
@@ -8818,6 +9151,7 @@
       <w:r>
         <w:rPr>
           <w:b w:val="1"/>
+          <w:bCs w:val="1"/>
           <w:rtl w:val="0"/>
         </w:rPr>
         <w:t xml:space="preserve">AI tools</w:t>
@@ -8926,6 +9260,79 @@
     </w:p>
     <w:p>
       <w:pPr>
+        <w:ind w:left="2880" w:firstLine="0"/>
+        <w:rPr/>
+      </w:pPr>
+      <w:r>
+        <w:rPr>
+          <w:rtl w:val="0"/>
+        </w:rPr>
+        <w:t xml:space="preserve">There will be an individual container for backend and two containers for frontend for production and development. The production container for frontend and the container for backend will be deployed to render: </w:t>
+      </w:r>
+      <w:hyperlink r:id="rId11">
+        <w:r>
+          <w:rPr>
+            <w:color w:val="1155cc"/>
+            <w:sz w:val="24"/>
+            <w:szCs w:val="24"/>
+            <w:u w:val="single"/>
+            <w:rtl w:val="0"/>
+          </w:rPr>
+          <w:t xml:space="preserve">https://cs673f25a2project-cs673a2f25team3-kej3.onrender.com/</w:t>
+        </w:r>
+      </w:hyperlink>
+      <w:r>
+        <w:rPr>
+          <w:rtl w:val="0"/>
+        </w:rPr>
+      </w:r>
+    </w:p>
+    <w:p>
+      <w:pPr>
+        <w:ind w:left="2880" w:firstLine="0"/>
+        <w:rPr/>
+      </w:pPr>
+      <w:hyperlink r:id="rId12">
+        <w:r>
+          <w:rPr>
+            <w:color w:val="1155cc"/>
+            <w:u w:val="single"/>
+            <w:rtl w:val="0"/>
+          </w:rPr>
+          <w:t xml:space="preserve">https://cs673f25a2project-cs673a2f25team3-1.onrender.com/</w:t>
+        </w:r>
+      </w:hyperlink>
+      <w:r>
+        <w:rPr>
+          <w:rtl w:val="0"/>
+        </w:rPr>
+      </w:r>
+    </w:p>
+    <w:p>
+      <w:pPr>
+        <w:ind w:left="2880" w:firstLine="0"/>
+        <w:rPr/>
+      </w:pPr>
+      <w:r>
+        <w:rPr>
+          <w:rtl w:val="0"/>
+        </w:rPr>
+        <w:t xml:space="preserve">The production container for frontend excludes running of tests and incorporates the backend render image into it.</w:t>
+      </w:r>
+    </w:p>
+    <w:p>
+      <w:pPr>
+        <w:ind w:left="2880" w:firstLine="0"/>
+        <w:rPr/>
+      </w:pPr>
+      <w:r>
+        <w:rPr>
+          <w:rtl w:val="0"/>
+        </w:rPr>
+      </w:r>
+    </w:p>
+    <w:p>
+      <w:pPr>
         <w:ind w:left="1440" w:firstLine="720"/>
         <w:rPr/>
       </w:pPr>
@@ -8945,7 +9352,94 @@
         <w:rPr>
           <w:rtl w:val="0"/>
         </w:rPr>
-        <w:t xml:space="preserve">We will be using github advanced security to scan our code and ensure there are no secrets accidentally kept in our code.</w:t>
+        <w:t xml:space="preserve">We are using the following tools within our CI/CD pipeline for security checks:</w:t>
+      </w:r>
+    </w:p>
+    <w:p>
+      <w:pPr>
+        <w:ind w:left="2880" w:firstLine="0"/>
+        <w:rPr/>
+      </w:pPr>
+      <w:r>
+        <w:rPr>
+          <w:rtl w:val="0"/>
+        </w:rPr>
+        <w:tab/>
+        <w:t xml:space="preserve">Runs for every PR in every branch:</w:t>
+      </w:r>
+    </w:p>
+    <w:p>
+      <w:pPr>
+        <w:ind w:left="3600" w:firstLine="720"/>
+        <w:rPr/>
+      </w:pPr>
+      <w:r>
+        <w:rPr>
+          <w:rtl w:val="0"/>
+        </w:rPr>
+        <w:t xml:space="preserve">CodeQL (Static Application Security Testing)</w:t>
+      </w:r>
+    </w:p>
+    <w:p>
+      <w:pPr>
+        <w:ind w:left="3600" w:firstLine="720"/>
+        <w:rPr/>
+      </w:pPr>
+      <w:r>
+        <w:rPr>
+          <w:rtl w:val="0"/>
+        </w:rPr>
+        <w:t xml:space="preserve">TruffleHog (Secret Scanning)</w:t>
+      </w:r>
+    </w:p>
+    <w:p>
+      <w:pPr>
+        <w:ind w:left="3600" w:firstLine="720"/>
+        <w:rPr/>
+      </w:pPr>
+      <w:r>
+        <w:rPr>
+          <w:rtl w:val="0"/>
+        </w:rPr>
+        <w:t xml:space="preserve">OSV Scanner (Open Source Vulnerability Scanner)</w:t>
+      </w:r>
+    </w:p>
+    <w:p>
+      <w:pPr>
+        <w:ind w:left="3600" w:firstLine="0"/>
+        <w:rPr/>
+      </w:pPr>
+      <w:r>
+        <w:rPr>
+          <w:rtl w:val="0"/>
+        </w:rPr>
+        <w:t xml:space="preserve">Weekly Runs:</w:t>
+      </w:r>
+    </w:p>
+    <w:p>
+      <w:pPr>
+        <w:ind w:left="3600" w:firstLine="0"/>
+        <w:rPr/>
+      </w:pPr>
+      <w:r>
+        <w:rPr>
+          <w:rtl w:val="0"/>
+        </w:rPr>
+        <w:tab/>
+        <w:t xml:space="preserve">CodeQL</w:t>
+      </w:r>
+    </w:p>
+    <w:p>
+      <w:pPr>
+        <w:ind w:left="3600" w:firstLine="0"/>
+        <w:rPr/>
+      </w:pPr>
+      <w:r>
+        <w:rPr>
+          <w:rtl w:val="0"/>
+        </w:rPr>
+        <w:tab/>
+        <w:t xml:space="preserve">Dependabot</w:t>
       </w:r>
     </w:p>
     <w:p>
@@ -8969,7 +9463,19 @@
         <w:rPr>
           <w:rtl w:val="0"/>
         </w:rPr>
-        <w:t xml:space="preserve">We will use ChatGPT to conduct research and potentially develop our code. We will also Midjourney to develop the little study buddy that we will be coding out for our application.</w:t>
+        <w:t xml:space="preserve">We will use ChatGPT to conduct research and potentially develop our code. We will also use Midjourney, Figma, Nanobanana, Pixso and Sora to develop the little study buddy that we will be coding out for our application.</w:t>
+      </w:r>
+    </w:p>
+    <w:p>
+      <w:pPr>
+        <w:ind w:left="2880" w:firstLine="0"/>
+        <w:rPr/>
+      </w:pPr>
+      <w:r>
+        <w:rPr>
+          <w:rtl w:val="0"/>
+        </w:rPr>
+        <w:t xml:space="preserve">Additionally for coding assistance we will use ChatGPT, GitHub Copilot, Copilot, DeepSeek, Gordon, Cursor and Codex.</w:t>
       </w:r>
     </w:p>
     <w:p>
@@ -9017,7 +9523,7 @@
         </w:rPr>
         <w:t xml:space="preserve"> </w:t>
       </w:r>
-      <w:hyperlink r:id="rId11">
+      <w:hyperlink r:id="rId13">
         <w:r>
           <w:rPr>
             <w:color w:val="1155cc"/>
@@ -9153,6 +9659,20 @@
         <w:keepNext w:val="0"/>
         <w:keepLines w:val="0"/>
         <w:widowControl w:val="0"/>
+        <w:ind w:left="2160" w:firstLine="0"/>
+        <w:rPr/>
+      </w:pPr>
+      <w:r>
+        <w:rPr>
+          <w:rtl w:val="0"/>
+        </w:rPr>
+      </w:r>
+    </w:p>
+    <w:p>
+      <w:pPr>
+        <w:keepNext w:val="0"/>
+        <w:keepLines w:val="0"/>
+        <w:widowControl w:val="0"/>
         <w:ind w:left="1440" w:firstLine="0"/>
         <w:rPr/>
       </w:pPr>
@@ -9160,7 +9680,7 @@
         <w:rPr>
           <w:rtl w:val="0"/>
         </w:rPr>
-        <w:t xml:space="preserve">All code will be reviewed via a pull request before merging to any branch. There will be 2 reviewers for each pull request and the submitter of the pull request must submit a screenshot of test cases that have passed for the PR and have clear commit messages.</w:t>
+        <w:t xml:space="preserve">All code will be reviewed via a pull request before merging to any branch. There will be 1 reviewer for each pull request and the submitter of the pull request must pass test cases for the PR and have clear commit messages. The test cases need to be run by the project's github workflow to ensure consistency across environments.</w:t>
       </w:r>
     </w:p>
     <w:p>
@@ -9360,10 +9880,23 @@
         </w:rPr>
         <w:t xml:space="preserve">Build docker images</w:t>
       </w:r>
-      <w:r>
-        <w:rPr>
-          <w:rtl w:val="0"/>
-        </w:rPr>
+    </w:p>
+    <w:p>
+      <w:pPr>
+        <w:numPr>
+          <w:ilvl w:val="0"/>
+          <w:numId w:val="2"/>
+        </w:numPr>
+        <w:ind w:left="2160" w:hanging="360"/>
+        <w:rPr>
+          <w:u w:val="none"/>
+        </w:rPr>
+      </w:pPr>
+      <w:r>
+        <w:rPr>
+          <w:rtl w:val="0"/>
+        </w:rPr>
+        <w:t xml:space="preserve">Run tests in docker images</w:t>
       </w:r>
     </w:p>
     <w:p>
@@ -9502,6 +10035,7 @@
         <w:ind w:left="1440" w:hanging="360"/>
         <w:rPr>
           <w:b w:val="0"/>
+          <w:bCs w:val="0"/>
           <w:sz w:val="26"/>
           <w:szCs w:val="26"/>
         </w:rPr>
@@ -9511,6 +10045,7 @@
       <w:r>
         <w:rPr>
           <w:b w:val="0"/>
+          <w:bCs w:val="0"/>
           <w:rtl w:val="0"/>
         </w:rPr>
         <w:t xml:space="preserve">Metrics </w:t>
@@ -9535,6 +10070,7 @@
       <w:r>
         <w:rPr>
           <w:b w:val="1"/>
+          <w:bCs w:val="1"/>
           <w:u w:val="single"/>
           <w:rtl w:val="0"/>
         </w:rPr>
@@ -10453,6 +10989,7 @@
         <w:ind w:left="1440" w:hanging="360"/>
         <w:rPr>
           <w:b w:val="0"/>
+          <w:bCs w:val="0"/>
         </w:rPr>
       </w:pPr>
       <w:bookmarkStart w:colFirst="0" w:colLast="0" w:name="_heading=h.ellma8nnudl7" w:id="11"/>
@@ -10460,6 +10997,7 @@
       <w:r>
         <w:rPr>
           <w:b w:val="0"/>
+          <w:bCs w:val="0"/>
           <w:rtl w:val="0"/>
         </w:rPr>
         <w:t xml:space="preserve">Code Review Process</w:t>
@@ -10535,6 +11073,7 @@
         <w:jc w:val="left"/>
         <w:rPr>
           <w:b w:val="1"/>
+          <w:bCs w:val="1"/>
         </w:rPr>
       </w:pPr>
       <w:r>
@@ -10573,7 +11112,7 @@
         <w:rPr>
           <w:rtl w:val="0"/>
         </w:rPr>
-        <w:t xml:space="preserve">Each PR requires approval from at least two team members.</w:t>
+        <w:t xml:space="preserve">Each PR requires approval from at least one team member.</w:t>
         <w:br w:type="textWrapping"/>
       </w:r>
     </w:p>
@@ -10760,6 +11299,7 @@
         <w:ind w:left="1440" w:hanging="360"/>
         <w:rPr>
           <w:b w:val="0"/>
+          <w:bCs w:val="0"/>
           <w:sz w:val="26"/>
           <w:szCs w:val="26"/>
         </w:rPr>
@@ -10769,6 +11309,7 @@
       <w:r>
         <w:rPr>
           <w:b w:val="0"/>
+          <w:bCs w:val="0"/>
           <w:rtl w:val="0"/>
         </w:rPr>
         <w:t xml:space="preserve">Testing  </w:t>
@@ -10946,7 +11487,7 @@
       </w:pPr>
       <w:sdt>
         <w:sdtPr>
-          <w:id w:val="270714952"/>
+          <w:id w:val="-701364783"/>
           <w:tag w:val="goog_rdk_0"/>
         </w:sdtPr>
         <w:sdtContent>
@@ -10982,7 +11523,7 @@
       </w:pPr>
       <w:sdt>
         <w:sdtPr>
-          <w:id w:val="910245701"/>
+          <w:id w:val="418350974"/>
           <w:tag w:val="goog_rdk_1"/>
         </w:sdtPr>
         <w:sdtContent>
@@ -11018,7 +11559,7 @@
       </w:pPr>
       <w:sdt>
         <w:sdtPr>
-          <w:id w:val="703736799"/>
+          <w:id w:val="-673612339"/>
           <w:tag w:val="goog_rdk_2"/>
         </w:sdtPr>
         <w:sdtContent>
@@ -11054,7 +11595,7 @@
       </w:pPr>
       <w:sdt>
         <w:sdtPr>
-          <w:id w:val="-1418814954"/>
+          <w:id w:val="-1202229060"/>
           <w:tag w:val="goog_rdk_3"/>
         </w:sdtPr>
         <w:sdtContent>
@@ -11115,6 +11656,7 @@
         <w:rPr>
           <w:rFonts w:ascii="Arial" w:cs="Arial" w:eastAsia="Arial" w:hAnsi="Arial"/>
           <w:b w:val="0"/>
+          <w:bCs w:val="0"/>
           <w:color w:val="000000"/>
           <w:sz w:val="22"/>
           <w:szCs w:val="22"/>
@@ -11124,6 +11666,7 @@
         <w:rPr>
           <w:rFonts w:ascii="Arial" w:cs="Arial" w:eastAsia="Arial" w:hAnsi="Arial"/>
           <w:b w:val="0"/>
+          <w:bCs w:val="0"/>
           <w:color w:val="000000"/>
           <w:sz w:val="22"/>
           <w:szCs w:val="22"/>
@@ -11232,7 +11775,7 @@
       </w:pPr>
       <w:sdt>
         <w:sdtPr>
-          <w:id w:val="-120113052"/>
+          <w:id w:val="-421825391"/>
           <w:tag w:val="goog_rdk_4"/>
         </w:sdtPr>
         <w:sdtContent>
@@ -11295,7 +11838,7 @@
       </w:pPr>
       <w:sdt>
         <w:sdtPr>
-          <w:id w:val="-1418551256"/>
+          <w:id w:val="817677290"/>
           <w:tag w:val="goog_rdk_5"/>
         </w:sdtPr>
         <w:sdtContent>
@@ -11358,7 +11901,7 @@
       </w:pPr>
       <w:sdt>
         <w:sdtPr>
-          <w:id w:val="286164236"/>
+          <w:id w:val="-716064254"/>
           <w:tag w:val="goog_rdk_6"/>
         </w:sdtPr>
         <w:sdtContent>
@@ -11816,6 +12359,7 @@
         <w:ind w:left="1440" w:hanging="360"/>
         <w:rPr>
           <w:b w:val="0"/>
+          <w:bCs w:val="0"/>
           <w:sz w:val="26"/>
           <w:szCs w:val="26"/>
         </w:rPr>
@@ -11825,6 +12369,7 @@
       <w:r>
         <w:rPr>
           <w:b w:val="0"/>
+          <w:bCs w:val="0"/>
           <w:rtl w:val="0"/>
         </w:rPr>
         <w:t xml:space="preserve">Defect Management</w:t>
@@ -13256,6 +13801,7 @@
               <w:rPr>
                 <w:rtl w:val="0"/>
               </w:rPr>
+              <w:t xml:space="preserve">ChatGPT</w:t>
             </w:r>
           </w:p>
         </w:tc>
@@ -13292,6 +13838,7 @@
               <w:rPr>
                 <w:rtl w:val="0"/>
               </w:rPr>
+              <w:t xml:space="preserve">Shinu</w:t>
             </w:r>
           </w:p>
         </w:tc>
@@ -13328,6 +13875,7 @@
               <w:rPr>
                 <w:rtl w:val="0"/>
               </w:rPr>
+              <w:t xml:space="preserve">Define Jira story requirements and subtasks for the team</w:t>
             </w:r>
           </w:p>
         </w:tc>
@@ -13364,6 +13912,7 @@
               <w:rPr>
                 <w:rtl w:val="0"/>
               </w:rPr>
+              <w:t xml:space="preserve">yes</w:t>
             </w:r>
           </w:p>
         </w:tc>
@@ -13400,6 +13949,7 @@
               <w:rPr>
                 <w:rtl w:val="0"/>
               </w:rPr>
+              <w:t xml:space="preserve">Chatgpt has a breadth of knowledge on how to implement code accurately. Because of that it was easy to fully define a scope of a story and subtasks.</w:t>
             </w:r>
           </w:p>
         </w:tc>
@@ -13655,7 +14205,7 @@
       </w:r>
     </w:p>
     <w:sectPr>
-      <w:headerReference r:id="rId12" w:type="default"/>
+      <w:headerReference r:id="rId14" w:type="default"/>
       <w:pgSz w:h="15840" w:w="12240" w:orient="portrait"/>
       <w:pgMar w:bottom="1440" w:top="1440" w:left="1440" w:right="1080" w:header="0" w:footer="720"/>
       <w:pgNumType w:start="1"/>
@@ -14215,6 +14765,7 @@
     <w:rPr>
       <w:rFonts w:ascii="Trebuchet MS" w:cs="Trebuchet MS" w:eastAsia="Trebuchet MS" w:hAnsi="Trebuchet MS"/>
       <w:b w:val="1"/>
+      <w:bCs w:val="1"/>
       <w:sz w:val="26"/>
       <w:szCs w:val="26"/>
     </w:rPr>
@@ -14232,6 +14783,7 @@
     <w:rPr>
       <w:rFonts w:ascii="Trebuchet MS" w:cs="Trebuchet MS" w:eastAsia="Trebuchet MS" w:hAnsi="Trebuchet MS"/>
       <w:b w:val="1"/>
+      <w:bCs w:val="1"/>
       <w:color w:val="666666"/>
       <w:sz w:val="24"/>
       <w:szCs w:val="24"/>
@@ -14285,6 +14837,7 @@
     <w:rPr>
       <w:rFonts w:ascii="Trebuchet MS" w:cs="Trebuchet MS" w:eastAsia="Trebuchet MS" w:hAnsi="Trebuchet MS"/>
       <w:i w:val="1"/>
+      <w:iCs w:val="1"/>
       <w:color w:val="666666"/>
       <w:sz w:val="22"/>
       <w:szCs w:val="22"/>
@@ -14305,6 +14858,20 @@
       <w:sz w:val="42"/>
       <w:szCs w:val="42"/>
     </w:rPr>
+  </w:style>
+  <w:style w:type="table" w:styleId="TableNormal" w:default="1">
+    <w:name w:val="TableNormal"/>
+    <w:tblPr>
+      <w:tblCellMar>
+        <w:top w:w="100.0" w:type="dxa"/>
+        <w:left w:w="100.0" w:type="dxa"/>
+        <w:bottom w:w="100.0" w:type="dxa"/>
+        <w:right w:w="100.0" w:type="dxa"/>
+      </w:tblCellMar>
+    </w:tblPr>
+  </w:style>
+  <w:style w:type="paragraph" w:styleId="Normal" w:default="1">
+    <w:name w:val="normal"/>
   </w:style>
   <w:style w:type="table" w:styleId="TableNormal" w:default="1">
     <w:name w:val="TableNormal"/>
@@ -14453,6 +15020,41 @@
       <w:tblStyleColBandSize w:val="1"/>
     </w:tblPr>
   </w:style>
+  <w:style w:type="table" w:styleId="Table1">
+    <w:basedOn w:val="TableNormal"/>
+    <w:tblPr>
+      <w:tblStyleRowBandSize w:val="1"/>
+      <w:tblStyleColBandSize w:val="1"/>
+    </w:tblPr>
+  </w:style>
+  <w:style w:type="table" w:styleId="Table2">
+    <w:basedOn w:val="TableNormal"/>
+    <w:tblPr>
+      <w:tblStyleRowBandSize w:val="1"/>
+      <w:tblStyleColBandSize w:val="1"/>
+    </w:tblPr>
+  </w:style>
+  <w:style w:type="table" w:styleId="Table3">
+    <w:basedOn w:val="TableNormal"/>
+    <w:tblPr>
+      <w:tblStyleRowBandSize w:val="1"/>
+      <w:tblStyleColBandSize w:val="1"/>
+    </w:tblPr>
+  </w:style>
+  <w:style w:type="table" w:styleId="Table4">
+    <w:basedOn w:val="TableNormal"/>
+    <w:tblPr>
+      <w:tblStyleRowBandSize w:val="1"/>
+      <w:tblStyleColBandSize w:val="1"/>
+    </w:tblPr>
+  </w:style>
+  <w:style w:type="table" w:styleId="Table5">
+    <w:basedOn w:val="TableNormal"/>
+    <w:tblPr>
+      <w:tblStyleRowBandSize w:val="1"/>
+      <w:tblStyleColBandSize w:val="1"/>
+    </w:tblPr>
+  </w:style>
   <w:style w:type="paragraph" w:styleId="Subtitle">
     <w:name w:val="Subtitle"/>
     <w:basedOn w:val="Normal"/>
@@ -14466,6 +15068,7 @@
     <w:rPr>
       <w:rFonts w:ascii="Trebuchet MS" w:cs="Trebuchet MS" w:eastAsia="Trebuchet MS" w:hAnsi="Trebuchet MS"/>
       <w:i w:val="1"/>
+      <w:iCs w:val="1"/>
       <w:color w:val="666666"/>
       <w:sz w:val="26"/>
       <w:szCs w:val="26"/>
@@ -14831,7 +15434,7 @@
 
 <file path=customXML/item1.xml><?xml version="1.0" encoding="utf-8"?>
 <go:gDocsCustomXmlDataStorage xmlns:go="http://customooxmlschemas.google.com/" xmlns:r="http://schemas.openxmlformats.org/officeDocument/2006/relationships" uri="GoogleDocsCustomDataVersion2">
-  <go:docsCustomData xmlns:go="http://customooxmlschemas.google.com/" roundtripDataSignature="AMtx7mj3bnvN+BpRHA/kivaF5DMC9ZsNwA==">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</go:docsCustomData>
+  <go:docsCustomData xmlns:go="http://customooxmlschemas.google.com/" roundtripDataSignature="AMtx7miaElQ2XQlWrN43pmtiWq5QY99mXQ==">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</go:docsCustomData>
 </go:gDocsCustomXmlDataStorage>
 </file>
 
